--- a/EP_SCE_AUTOMATED IRRIGATION SYSTEM.docx
+++ b/EP_SCE_AUTOMATED IRRIGATION SYSTEM.docx
@@ -1,6 +1,6 @@
 
 <file path=word/document.xml><?xml version="1.0" encoding="utf-8"?>
-<w:document xmlns:wpc="http://schemas.microsoft.com/office/word/2010/wordprocessingCanvas" xmlns:cx="http://schemas.microsoft.com/office/drawing/2014/chartex" xmlns:cx1="http://schemas.microsoft.com/office/drawing/2015/9/8/chartex" xmlns:cx2="http://schemas.microsoft.com/office/drawing/2015/10/21/chartex" xmlns:cx3="http://schemas.microsoft.com/office/drawing/2016/5/9/chartex" xmlns:cx4="http://schemas.microsoft.com/office/drawing/2016/5/10/chartex" xmlns:cx5="http://schemas.microsoft.com/office/drawing/2016/5/11/chartex" xmlns:cx6="http://schemas.microsoft.com/office/drawing/2016/5/12/chartex" xmlns:cx7="http://schemas.microsoft.com/office/drawing/2016/5/13/chartex" xmlns:cx8="http://schemas.microsoft.com/office/drawing/2016/5/14/chartex" xmlns:mc="http://schemas.openxmlformats.org/markup-compatibility/2006" xmlns:aink="http://schemas.microsoft.com/office/drawing/2016/ink" xmlns:am3d="http://schemas.microsoft.com/office/drawing/2017/model3d" xmlns:o="urn:schemas-microsoft-com:office:office" xmlns:oel="http://schemas.microsoft.com/office/2019/extlst" xmlns:r="http://schemas.openxmlformats.org/officeDocument/2006/relationships" xmlns:m="http://schemas.openxmlformats.org/officeDocument/2006/math" xmlns:v="urn:schemas-microsoft-com:vml" xmlns:wp14="http://schemas.microsoft.com/office/word/2010/wordprocessingDrawing" xmlns:wp="http://schemas.openxmlformats.org/drawingml/2006/wordprocessingDrawing" xmlns:w10="urn:schemas-microsoft-com:office:word" xmlns:w="http://schemas.openxmlformats.org/wordprocessingml/2006/main" xmlns:w14="http://schemas.microsoft.com/office/word/2010/wordml" xmlns:w15="http://schemas.microsoft.com/office/word/2012/wordml" xmlns:w16cex="http://schemas.microsoft.com/office/word/2018/wordml/cex" xmlns:w16cid="http://schemas.microsoft.com/office/word/2016/wordml/cid" xmlns:w16="http://schemas.microsoft.com/office/word/2018/wordml" xmlns:w16du="http://schemas.microsoft.com/office/word/2023/wordml/word16du" xmlns:w16sdtdh="http://schemas.microsoft.com/office/word/2020/wordml/sdtdatahash" xmlns:w16sdtfl="http://schemas.microsoft.com/office/word/2024/wordml/sdtformatlock" xmlns:w16se="http://schemas.microsoft.com/office/word/2015/wordml/symex" xmlns:wpg="http://schemas.microsoft.com/office/word/2010/wordprocessingGroup" xmlns:wpi="http://schemas.microsoft.com/office/word/2010/wordprocessingInk" xmlns:wne="http://schemas.microsoft.com/office/word/2006/wordml" xmlns:wps="http://schemas.microsoft.com/office/word/2010/wordprocessingShape" mc:Ignorable="w14 w15 w16se w16cid w16 w16cex w16sdtdh w16sdtfl w16du wp14">
+<w:document xmlns:wpc="http://schemas.microsoft.com/office/word/2010/wordprocessingCanvas" xmlns:mc="http://schemas.openxmlformats.org/markup-compatibility/2006" xmlns:o="urn:schemas-microsoft-com:office:office" xmlns:r="http://schemas.openxmlformats.org/officeDocument/2006/relationships" xmlns:m="http://schemas.openxmlformats.org/officeDocument/2006/math" xmlns:v="urn:schemas-microsoft-com:vml" xmlns:wp14="http://schemas.microsoft.com/office/word/2010/wordprocessingDrawing" xmlns:wp="http://schemas.openxmlformats.org/drawingml/2006/wordprocessingDrawing" xmlns:w="http://schemas.openxmlformats.org/wordprocessingml/2006/main" xmlns:w14="http://schemas.microsoft.com/office/word/2010/wordml" xmlns:w10="urn:schemas-microsoft-com:office:word" xmlns:w15="http://schemas.microsoft.com/office/word/2012/wordml" xmlns:wpg="http://schemas.microsoft.com/office/word/2010/wordprocessingGroup" xmlns:wpi="http://schemas.microsoft.com/office/word/2010/wordprocessingInk" xmlns:wne="http://schemas.microsoft.com/office/word/2006/wordml" xmlns:wps="http://schemas.microsoft.com/office/word/2010/wordprocessingShape" xmlns:wpsCustomData="http://www.wps.cn/officeDocument/2013/wpsCustomData" mc:Ignorable="w14 w15 wp14">
   <w:body>
     <w:p>
       <w:pPr>
@@ -22,14 +22,14 @@
       </w:pPr>
       <w:r>
         <w:rPr>
-          <w:rFonts w:ascii="Wingdings" w:eastAsia="Wingdings" w:hAnsi="Wingdings" w:cs="Wingdings"/>
+          <w:rFonts w:ascii="Wingdings" w:hAnsi="Wingdings" w:eastAsia="Wingdings" w:cs="Wingdings"/>
           <w:sz w:val="24"/>
         </w:rPr>
         <w:t>❖</w:t>
       </w:r>
       <w:r>
         <w:rPr>
-          <w:rFonts w:ascii="Arial" w:eastAsia="Arial" w:hAnsi="Arial" w:cs="Arial"/>
+          <w:rFonts w:ascii="Arial" w:hAnsi="Arial" w:eastAsia="Arial" w:cs="Arial"/>
           <w:sz w:val="24"/>
         </w:rPr>
         <w:t xml:space="preserve"> </w:t>
@@ -44,15 +44,16 @@
     </w:p>
     <w:tbl>
       <w:tblPr>
-        <w:tblStyle w:val="TableGrid"/>
+        <w:tblStyle w:val="4"/>
         <w:tblW w:w="9352" w:type="dxa"/>
         <w:tblInd w:w="5" w:type="dxa"/>
+        <w:tblLayout w:type="autofit"/>
         <w:tblCellMar>
           <w:top w:w="57" w:type="dxa"/>
           <w:left w:w="115" w:type="dxa"/>
+          <w:bottom w:w="0" w:type="dxa"/>
           <w:right w:w="115" w:type="dxa"/>
         </w:tblCellMar>
-        <w:tblLook w:val="04A0" w:firstRow="1" w:lastRow="0" w:firstColumn="1" w:lastColumn="0" w:noHBand="0" w:noVBand="1"/>
       </w:tblPr>
       <w:tblGrid>
         <w:gridCol w:w="3116"/>
@@ -60,17 +61,25 @@
         <w:gridCol w:w="3118"/>
       </w:tblGrid>
       <w:tr>
+        <w:tblPrEx>
+          <w:tblCellMar>
+            <w:top w:w="57" w:type="dxa"/>
+            <w:left w:w="115" w:type="dxa"/>
+            <w:bottom w:w="0" w:type="dxa"/>
+            <w:right w:w="115" w:type="dxa"/>
+          </w:tblCellMar>
+        </w:tblPrEx>
         <w:trPr>
-          <w:trHeight w:val="355"/>
+          <w:trHeight w:val="355" w:hRule="atLeast"/>
         </w:trPr>
         <w:tc>
           <w:tcPr>
             <w:tcW w:w="3116" w:type="dxa"/>
             <w:tcBorders>
-              <w:top w:val="single" w:sz="4" w:space="0" w:color="000000"/>
-              <w:left w:val="single" w:sz="4" w:space="0" w:color="000000"/>
-              <w:bottom w:val="single" w:sz="4" w:space="0" w:color="000000"/>
-              <w:right w:val="single" w:sz="4" w:space="0" w:color="000000"/>
+              <w:top w:val="single" w:color="000000" w:sz="4" w:space="0"/>
+              <w:left w:val="single" w:color="000000" w:sz="4" w:space="0"/>
+              <w:bottom w:val="single" w:color="000000" w:sz="4" w:space="0"/>
+              <w:right w:val="single" w:color="000000" w:sz="4" w:space="0"/>
             </w:tcBorders>
           </w:tcPr>
           <w:p>
@@ -91,10 +100,10 @@
           <w:tcPr>
             <w:tcW w:w="3118" w:type="dxa"/>
             <w:tcBorders>
-              <w:top w:val="single" w:sz="4" w:space="0" w:color="000000"/>
-              <w:left w:val="single" w:sz="4" w:space="0" w:color="000000"/>
-              <w:bottom w:val="single" w:sz="4" w:space="0" w:color="000000"/>
-              <w:right w:val="single" w:sz="4" w:space="0" w:color="000000"/>
+              <w:top w:val="single" w:color="000000" w:sz="4" w:space="0"/>
+              <w:left w:val="single" w:color="000000" w:sz="4" w:space="0"/>
+              <w:bottom w:val="single" w:color="000000" w:sz="4" w:space="0"/>
+              <w:right w:val="single" w:color="000000" w:sz="4" w:space="0"/>
             </w:tcBorders>
           </w:tcPr>
           <w:p>
@@ -115,10 +124,10 @@
           <w:tcPr>
             <w:tcW w:w="3118" w:type="dxa"/>
             <w:tcBorders>
-              <w:top w:val="single" w:sz="4" w:space="0" w:color="000000"/>
-              <w:left w:val="single" w:sz="4" w:space="0" w:color="000000"/>
-              <w:bottom w:val="single" w:sz="4" w:space="0" w:color="000000"/>
-              <w:right w:val="single" w:sz="4" w:space="0" w:color="000000"/>
+              <w:top w:val="single" w:color="000000" w:sz="4" w:space="0"/>
+              <w:left w:val="single" w:color="000000" w:sz="4" w:space="0"/>
+              <w:bottom w:val="single" w:color="000000" w:sz="4" w:space="0"/>
+              <w:right w:val="single" w:color="000000" w:sz="4" w:space="0"/>
             </w:tcBorders>
           </w:tcPr>
           <w:p>
@@ -137,17 +146,25 @@
         </w:tc>
       </w:tr>
       <w:tr>
+        <w:tblPrEx>
+          <w:tblCellMar>
+            <w:top w:w="57" w:type="dxa"/>
+            <w:left w:w="115" w:type="dxa"/>
+            <w:bottom w:w="0" w:type="dxa"/>
+            <w:right w:w="115" w:type="dxa"/>
+          </w:tblCellMar>
+        </w:tblPrEx>
         <w:trPr>
-          <w:trHeight w:val="355"/>
+          <w:trHeight w:val="355" w:hRule="atLeast"/>
         </w:trPr>
         <w:tc>
           <w:tcPr>
             <w:tcW w:w="3116" w:type="dxa"/>
             <w:tcBorders>
-              <w:top w:val="single" w:sz="4" w:space="0" w:color="000000"/>
-              <w:left w:val="single" w:sz="4" w:space="0" w:color="000000"/>
-              <w:bottom w:val="single" w:sz="4" w:space="0" w:color="000000"/>
-              <w:right w:val="single" w:sz="4" w:space="0" w:color="000000"/>
+              <w:top w:val="single" w:color="000000" w:sz="4" w:space="0"/>
+              <w:left w:val="single" w:color="000000" w:sz="4" w:space="0"/>
+              <w:bottom w:val="single" w:color="000000" w:sz="4" w:space="0"/>
+              <w:right w:val="single" w:color="000000" w:sz="4" w:space="0"/>
             </w:tcBorders>
           </w:tcPr>
           <w:p>
@@ -168,10 +185,10 @@
           <w:tcPr>
             <w:tcW w:w="3118" w:type="dxa"/>
             <w:tcBorders>
-              <w:top w:val="single" w:sz="4" w:space="0" w:color="000000"/>
-              <w:left w:val="single" w:sz="4" w:space="0" w:color="000000"/>
-              <w:bottom w:val="single" w:sz="4" w:space="0" w:color="000000"/>
-              <w:right w:val="single" w:sz="4" w:space="0" w:color="000000"/>
+              <w:top w:val="single" w:color="000000" w:sz="4" w:space="0"/>
+              <w:left w:val="single" w:color="000000" w:sz="4" w:space="0"/>
+              <w:bottom w:val="single" w:color="000000" w:sz="4" w:space="0"/>
+              <w:right w:val="single" w:color="000000" w:sz="4" w:space="0"/>
             </w:tcBorders>
           </w:tcPr>
           <w:p>
@@ -192,10 +209,10 @@
           <w:tcPr>
             <w:tcW w:w="3118" w:type="dxa"/>
             <w:tcBorders>
-              <w:top w:val="single" w:sz="4" w:space="0" w:color="000000"/>
-              <w:left w:val="single" w:sz="4" w:space="0" w:color="000000"/>
-              <w:bottom w:val="single" w:sz="4" w:space="0" w:color="000000"/>
-              <w:right w:val="single" w:sz="4" w:space="0" w:color="000000"/>
+              <w:top w:val="single" w:color="000000" w:sz="4" w:space="0"/>
+              <w:left w:val="single" w:color="000000" w:sz="4" w:space="0"/>
+              <w:bottom w:val="single" w:color="000000" w:sz="4" w:space="0"/>
+              <w:right w:val="single" w:color="000000" w:sz="4" w:space="0"/>
             </w:tcBorders>
           </w:tcPr>
           <w:p>
@@ -214,17 +231,25 @@
         </w:tc>
       </w:tr>
       <w:tr>
+        <w:tblPrEx>
+          <w:tblCellMar>
+            <w:top w:w="57" w:type="dxa"/>
+            <w:left w:w="115" w:type="dxa"/>
+            <w:bottom w:w="0" w:type="dxa"/>
+            <w:right w:w="115" w:type="dxa"/>
+          </w:tblCellMar>
+        </w:tblPrEx>
         <w:trPr>
-          <w:trHeight w:val="355"/>
+          <w:trHeight w:val="355" w:hRule="atLeast"/>
         </w:trPr>
         <w:tc>
           <w:tcPr>
             <w:tcW w:w="3116" w:type="dxa"/>
             <w:tcBorders>
-              <w:top w:val="single" w:sz="4" w:space="0" w:color="000000"/>
-              <w:left w:val="single" w:sz="4" w:space="0" w:color="000000"/>
-              <w:bottom w:val="single" w:sz="4" w:space="0" w:color="000000"/>
-              <w:right w:val="single" w:sz="4" w:space="0" w:color="000000"/>
+              <w:top w:val="single" w:color="000000" w:sz="4" w:space="0"/>
+              <w:left w:val="single" w:color="000000" w:sz="4" w:space="0"/>
+              <w:bottom w:val="single" w:color="000000" w:sz="4" w:space="0"/>
+              <w:right w:val="single" w:color="000000" w:sz="4" w:space="0"/>
             </w:tcBorders>
           </w:tcPr>
           <w:p>
@@ -235,7 +260,9 @@
             </w:pPr>
             <w:r>
               <w:rPr>
+                <w:rFonts w:hint="default"/>
                 <w:b/>
+                <w:lang w:val="en-IN"/>
               </w:rPr>
               <w:t>Om Takale</w:t>
             </w:r>
@@ -251,10 +278,10 @@
           <w:tcPr>
             <w:tcW w:w="3118" w:type="dxa"/>
             <w:tcBorders>
-              <w:top w:val="single" w:sz="4" w:space="0" w:color="000000"/>
-              <w:left w:val="single" w:sz="4" w:space="0" w:color="000000"/>
-              <w:bottom w:val="single" w:sz="4" w:space="0" w:color="000000"/>
-              <w:right w:val="single" w:sz="4" w:space="0" w:color="000000"/>
+              <w:top w:val="single" w:color="000000" w:sz="4" w:space="0"/>
+              <w:left w:val="single" w:color="000000" w:sz="4" w:space="0"/>
+              <w:bottom w:val="single" w:color="000000" w:sz="4" w:space="0"/>
+              <w:right w:val="single" w:color="000000" w:sz="4" w:space="0"/>
             </w:tcBorders>
           </w:tcPr>
           <w:p>
@@ -262,6 +289,10 @@
               <w:spacing w:after="0" w:line="259" w:lineRule="auto"/>
               <w:ind w:left="0" w:right="2" w:firstLine="0"/>
               <w:jc w:val="center"/>
+              <w:rPr>
+                <w:rFonts w:hint="default"/>
+                <w:lang w:val="en-IN"/>
+              </w:rPr>
             </w:pPr>
             <w:r>
               <w:rPr>
@@ -271,15 +302,11 @@
             </w:r>
             <w:r>
               <w:rPr>
+                <w:rFonts w:hint="default"/>
                 <w:b/>
+                <w:lang w:val="en-IN"/>
               </w:rPr>
               <w:t>68</w:t>
-            </w:r>
-            <w:r>
-              <w:rPr>
-                <w:b/>
-              </w:rPr>
-              <w:t xml:space="preserve"> </w:t>
             </w:r>
           </w:p>
         </w:tc>
@@ -287,10 +314,10 @@
           <w:tcPr>
             <w:tcW w:w="3118" w:type="dxa"/>
             <w:tcBorders>
-              <w:top w:val="single" w:sz="4" w:space="0" w:color="000000"/>
-              <w:left w:val="single" w:sz="4" w:space="0" w:color="000000"/>
-              <w:bottom w:val="single" w:sz="4" w:space="0" w:color="000000"/>
-              <w:right w:val="single" w:sz="4" w:space="0" w:color="000000"/>
+              <w:top w:val="single" w:color="000000" w:sz="4" w:space="0"/>
+              <w:left w:val="single" w:color="000000" w:sz="4" w:space="0"/>
+              <w:bottom w:val="single" w:color="000000" w:sz="4" w:space="0"/>
+              <w:right w:val="single" w:color="000000" w:sz="4" w:space="0"/>
             </w:tcBorders>
           </w:tcPr>
           <w:p>
@@ -307,10 +334,14 @@
             </w:r>
             <w:r>
               <w:rPr>
+                <w:rFonts w:hint="default"/>
                 <w:b/>
+                <w:lang w:val="en-IN"/>
               </w:rPr>
               <w:t>092</w:t>
             </w:r>
+            <w:bookmarkStart w:id="0" w:name="_GoBack"/>
+            <w:bookmarkEnd w:id="0"/>
             <w:r>
               <w:rPr>
                 <w:b/>
@@ -321,17 +352,25 @@
         </w:tc>
       </w:tr>
       <w:tr>
+        <w:tblPrEx>
+          <w:tblCellMar>
+            <w:top w:w="57" w:type="dxa"/>
+            <w:left w:w="115" w:type="dxa"/>
+            <w:bottom w:w="0" w:type="dxa"/>
+            <w:right w:w="115" w:type="dxa"/>
+          </w:tblCellMar>
+        </w:tblPrEx>
         <w:trPr>
-          <w:trHeight w:val="355"/>
+          <w:trHeight w:val="355" w:hRule="atLeast"/>
         </w:trPr>
         <w:tc>
           <w:tcPr>
             <w:tcW w:w="3116" w:type="dxa"/>
             <w:tcBorders>
-              <w:top w:val="single" w:sz="4" w:space="0" w:color="000000"/>
-              <w:left w:val="single" w:sz="4" w:space="0" w:color="000000"/>
-              <w:bottom w:val="single" w:sz="4" w:space="0" w:color="000000"/>
-              <w:right w:val="single" w:sz="4" w:space="0" w:color="000000"/>
+              <w:top w:val="single" w:color="000000" w:sz="4" w:space="0"/>
+              <w:left w:val="single" w:color="000000" w:sz="4" w:space="0"/>
+              <w:bottom w:val="single" w:color="000000" w:sz="4" w:space="0"/>
+              <w:right w:val="single" w:color="000000" w:sz="4" w:space="0"/>
             </w:tcBorders>
           </w:tcPr>
           <w:p>
@@ -352,10 +391,10 @@
           <w:tcPr>
             <w:tcW w:w="3118" w:type="dxa"/>
             <w:tcBorders>
-              <w:top w:val="single" w:sz="4" w:space="0" w:color="000000"/>
-              <w:left w:val="single" w:sz="4" w:space="0" w:color="000000"/>
-              <w:bottom w:val="single" w:sz="4" w:space="0" w:color="000000"/>
-              <w:right w:val="single" w:sz="4" w:space="0" w:color="000000"/>
+              <w:top w:val="single" w:color="000000" w:sz="4" w:space="0"/>
+              <w:left w:val="single" w:color="000000" w:sz="4" w:space="0"/>
+              <w:bottom w:val="single" w:color="000000" w:sz="4" w:space="0"/>
+              <w:right w:val="single" w:color="000000" w:sz="4" w:space="0"/>
             </w:tcBorders>
           </w:tcPr>
           <w:p>
@@ -376,10 +415,10 @@
           <w:tcPr>
             <w:tcW w:w="3118" w:type="dxa"/>
             <w:tcBorders>
-              <w:top w:val="single" w:sz="4" w:space="0" w:color="000000"/>
-              <w:left w:val="single" w:sz="4" w:space="0" w:color="000000"/>
-              <w:bottom w:val="single" w:sz="4" w:space="0" w:color="000000"/>
-              <w:right w:val="single" w:sz="4" w:space="0" w:color="000000"/>
+              <w:top w:val="single" w:color="000000" w:sz="4" w:space="0"/>
+              <w:left w:val="single" w:color="000000" w:sz="4" w:space="0"/>
+              <w:bottom w:val="single" w:color="000000" w:sz="4" w:space="0"/>
+              <w:right w:val="single" w:color="000000" w:sz="4" w:space="0"/>
             </w:tcBorders>
           </w:tcPr>
           <w:p>
@@ -586,7 +625,6 @@
           <w:b/>
           <w:sz w:val="24"/>
         </w:rPr>
-        <w:lastRenderedPageBreak/>
         <w:t xml:space="preserve">2. INTERFACING DIAGRAM </w:t>
       </w:r>
     </w:p>
@@ -597,11 +635,8 @@
         <w:jc w:val="right"/>
       </w:pPr>
       <w:r>
-        <w:rPr>
-          <w:noProof/>
-        </w:rPr>
         <w:drawing>
-          <wp:inline distT="0" distB="0" distL="0" distR="0" wp14:anchorId="2F84A58F" wp14:editId="0ED01B1F">
+          <wp:inline distT="0" distB="0" distL="0" distR="0">
             <wp:extent cx="5943600" cy="3546475"/>
             <wp:effectExtent l="0" t="0" r="0" b="0"/>
             <wp:docPr id="242" name="Picture 242"/>
@@ -614,7 +649,7 @@
                     <pic:cNvPicPr/>
                   </pic:nvPicPr>
                   <pic:blipFill>
-                    <a:blip r:embed="rId5"/>
+                    <a:blip r:embed="rId6"/>
                     <a:stretch>
                       <a:fillRect/>
                     </a:stretch>
@@ -648,14 +683,14 @@
       </w:pPr>
       <w:r>
         <w:rPr>
-          <w:rFonts w:ascii="Wingdings" w:eastAsia="Wingdings" w:hAnsi="Wingdings" w:cs="Wingdings"/>
+          <w:rFonts w:ascii="Wingdings" w:hAnsi="Wingdings" w:eastAsia="Wingdings" w:cs="Wingdings"/>
           <w:sz w:val="24"/>
         </w:rPr>
         <w:t>❖</w:t>
       </w:r>
       <w:r>
         <w:rPr>
-          <w:rFonts w:ascii="Arial" w:eastAsia="Arial" w:hAnsi="Arial" w:cs="Arial"/>
+          <w:rFonts w:ascii="Arial" w:hAnsi="Arial" w:eastAsia="Arial" w:cs="Arial"/>
           <w:sz w:val="24"/>
         </w:rPr>
         <w:t xml:space="preserve"> </w:t>
@@ -858,7 +893,6 @@
         <w:ind w:right="1924" w:hanging="360"/>
       </w:pPr>
       <w:r>
-        <w:lastRenderedPageBreak/>
         <w:t xml:space="preserve">One side → PA1 (input with pull-up) </w:t>
       </w:r>
     </w:p>
@@ -1011,14 +1045,14 @@
       </w:pPr>
       <w:r>
         <w:rPr>
-          <w:rFonts w:ascii="Segoe UI Symbol" w:eastAsia="Segoe UI Symbol" w:hAnsi="Segoe UI Symbol" w:cs="Segoe UI Symbol"/>
+          <w:rFonts w:ascii="Segoe UI Symbol" w:hAnsi="Segoe UI Symbol" w:eastAsia="Segoe UI Symbol" w:cs="Segoe UI Symbol"/>
           <w:sz w:val="24"/>
         </w:rPr>
         <w:t>•</w:t>
       </w:r>
       <w:r>
         <w:rPr>
-          <w:rFonts w:ascii="Arial" w:eastAsia="Arial" w:hAnsi="Arial" w:cs="Arial"/>
+          <w:rFonts w:ascii="Arial" w:hAnsi="Arial" w:eastAsia="Arial" w:cs="Arial"/>
           <w:sz w:val="24"/>
         </w:rPr>
         <w:t xml:space="preserve"> </w:t>
@@ -1220,14 +1254,14 @@
       </w:pPr>
       <w:r>
         <w:rPr>
-          <w:rFonts w:ascii="Segoe UI Symbol" w:eastAsia="Segoe UI Symbol" w:hAnsi="Segoe UI Symbol" w:cs="Segoe UI Symbol"/>
+          <w:rFonts w:ascii="Segoe UI Symbol" w:hAnsi="Segoe UI Symbol" w:eastAsia="Segoe UI Symbol" w:cs="Segoe UI Symbol"/>
           <w:sz w:val="24"/>
         </w:rPr>
         <w:t>•</w:t>
       </w:r>
       <w:r>
         <w:rPr>
-          <w:rFonts w:ascii="Arial" w:eastAsia="Arial" w:hAnsi="Arial" w:cs="Arial"/>
+          <w:rFonts w:ascii="Arial" w:hAnsi="Arial" w:eastAsia="Arial" w:cs="Arial"/>
           <w:sz w:val="24"/>
         </w:rPr>
         <w:t xml:space="preserve"> </w:t>
@@ -1339,7 +1373,6 @@
         <w:rPr>
           <w:sz w:val="24"/>
         </w:rPr>
-        <w:lastRenderedPageBreak/>
         <w:t xml:space="preserve">Turn OFF the pump. </w:t>
       </w:r>
     </w:p>
@@ -1660,15 +1693,14 @@
       </w:pPr>
       <w:r>
         <w:rPr>
-          <w:rFonts w:ascii="Wingdings" w:eastAsia="Wingdings" w:hAnsi="Wingdings" w:cs="Wingdings"/>
-          <w:sz w:val="24"/>
-        </w:rPr>
-        <w:lastRenderedPageBreak/>
+          <w:rFonts w:ascii="Wingdings" w:hAnsi="Wingdings" w:eastAsia="Wingdings" w:cs="Wingdings"/>
+          <w:sz w:val="24"/>
+        </w:rPr>
         <w:t>❖</w:t>
       </w:r>
       <w:r>
         <w:rPr>
-          <w:rFonts w:ascii="Arial" w:eastAsia="Arial" w:hAnsi="Arial" w:cs="Arial"/>
+          <w:rFonts w:ascii="Arial" w:hAnsi="Arial" w:eastAsia="Arial" w:cs="Arial"/>
           <w:sz w:val="24"/>
         </w:rPr>
         <w:t xml:space="preserve"> </w:t>
@@ -1688,11 +1720,8 @@
         <w:jc w:val="right"/>
       </w:pPr>
       <w:r>
-        <w:rPr>
-          <w:noProof/>
-        </w:rPr>
         <w:drawing>
-          <wp:inline distT="0" distB="0" distL="0" distR="0" wp14:anchorId="60AD2244" wp14:editId="3974810A">
+          <wp:inline distT="0" distB="0" distL="0" distR="0">
             <wp:extent cx="4794885" cy="7124700"/>
             <wp:effectExtent l="0" t="0" r="5715" b="0"/>
             <wp:docPr id="422" name="Picture 422"/>
@@ -1705,7 +1734,7 @@
                     <pic:cNvPicPr/>
                   </pic:nvPicPr>
                   <pic:blipFill>
-                    <a:blip r:embed="rId6"/>
+                    <a:blip r:embed="rId7"/>
                     <a:stretch>
                       <a:fillRect/>
                     </a:stretch>
@@ -1775,7 +1804,6 @@
           <w:b/>
           <w:sz w:val="24"/>
         </w:rPr>
-        <w:lastRenderedPageBreak/>
         <w:t xml:space="preserve"> </w:t>
       </w:r>
     </w:p>
@@ -2558,6 +2586,8 @@
       </w:pPr>
       <w:r>
         <w:tab/>
+      </w:r>
+      <w:r>
         <w:t>// Check if the EXTI line 2 pending bit is set</w:t>
       </w:r>
     </w:p>
@@ -2589,11 +2619,12 @@
         <w:ind w:left="0" w:firstLine="0"/>
       </w:pPr>
       <w:r>
-        <w:lastRenderedPageBreak/>
-        <w:tab/>
-      </w:r>
-      <w:r>
-        <w:tab/>
+        <w:tab/>
+      </w:r>
+      <w:r>
+        <w:tab/>
+      </w:r>
+      <w:r>
         <w:t>{</w:t>
       </w:r>
     </w:p>
@@ -2607,6 +2638,8 @@
       </w:r>
       <w:r>
         <w:tab/>
+      </w:r>
+      <w:r>
         <w:t xml:space="preserve">    EXTI_PR |= (1 &lt;&lt; 2);    // Clear the pending flag by writing 1 to the bit</w:t>
       </w:r>
     </w:p>
@@ -2620,6 +2653,8 @@
       </w:r>
       <w:r>
         <w:tab/>
+      </w:r>
+      <w:r>
         <w:t xml:space="preserve">    rain_detected = 0;      // Set flag to signal rain detected (0 = RAIN, 1 = NO RAIN)</w:t>
       </w:r>
     </w:p>
@@ -2639,6 +2674,8 @@
       </w:r>
       <w:r>
         <w:tab/>
+      </w:r>
+      <w:r>
         <w:t xml:space="preserve">    // 1. Turn pump OFF (PA3, bit 3, is driven LOW)</w:t>
       </w:r>
     </w:p>
@@ -2652,6 +2689,8 @@
       </w:r>
       <w:r>
         <w:tab/>
+      </w:r>
+      <w:r>
         <w:t xml:space="preserve">    GPIOA_ODR|=(0x1&lt;&lt;3);      // Pump OFF</w:t>
       </w:r>
     </w:p>
@@ -2671,6 +2710,8 @@
       </w:r>
       <w:r>
         <w:tab/>
+      </w:r>
+      <w:r>
         <w:t xml:space="preserve">    // 2. Blink LED (PA4, bit 4)</w:t>
       </w:r>
     </w:p>
@@ -2684,6 +2725,8 @@
       </w:r>
       <w:r>
         <w:tab/>
+      </w:r>
+      <w:r>
         <w:t xml:space="preserve">    GPIOA_ODR |= (1 &lt;&lt; 4);</w:t>
       </w:r>
     </w:p>
@@ -2697,6 +2740,8 @@
       </w:r>
       <w:r>
         <w:tab/>
+      </w:r>
+      <w:r>
         <w:t xml:space="preserve">    </w:t>
       </w:r>
       <w:r>
@@ -2730,6 +2775,8 @@
       </w:r>
       <w:r>
         <w:tab/>
+      </w:r>
+      <w:r>
         <w:t xml:space="preserve">    GPIOA_ODR &amp;= ~(1 &lt;&lt; 4);</w:t>
       </w:r>
     </w:p>
@@ -2743,6 +2790,8 @@
       </w:r>
       <w:r>
         <w:tab/>
+      </w:r>
+      <w:r>
         <w:t xml:space="preserve">    </w:t>
       </w:r>
       <w:r>
@@ -2776,6 +2825,8 @@
       </w:r>
       <w:r>
         <w:tab/>
+      </w:r>
+      <w:r>
         <w:t>}</w:t>
       </w:r>
     </w:p>
@@ -2846,6 +2897,8 @@
       </w:pPr>
       <w:r>
         <w:tab/>
+      </w:r>
+      <w:r>
         <w:t xml:space="preserve">    RCC_APB2ENR |= (1 &lt;&lt; 9); // ADC1 clock</w:t>
       </w:r>
     </w:p>
@@ -2856,6 +2909,8 @@
       </w:pPr>
       <w:r>
         <w:tab/>
+      </w:r>
+      <w:r>
         <w:t xml:space="preserve">    RCC_APB2ENR |= (1 &lt;&lt; 2); // GPIOA</w:t>
       </w:r>
     </w:p>
@@ -2872,6 +2927,8 @@
       </w:pPr>
       <w:r>
         <w:tab/>
+      </w:r>
+      <w:r>
         <w:t xml:space="preserve">    GPIOA_CRL &amp;= ~(0xF &lt;&lt; 0); // PA0 analog</w:t>
       </w:r>
     </w:p>
@@ -2888,6 +2945,8 @@
       </w:pPr>
       <w:r>
         <w:tab/>
+      </w:r>
+      <w:r>
         <w:t xml:space="preserve">    ADC_CR2 |= (1 &lt;&lt; 0);     // ADON ON</w:t>
       </w:r>
     </w:p>
@@ -2898,6 +2957,8 @@
       </w:pPr>
       <w:r>
         <w:tab/>
+      </w:r>
+      <w:r>
         <w:t xml:space="preserve">    </w:t>
       </w:r>
       <w:r>
@@ -2944,6 +3005,8 @@
       </w:pPr>
       <w:r>
         <w:tab/>
+      </w:r>
+      <w:r>
         <w:t xml:space="preserve">    ADC_SMPR2 &amp;= ~(0x7 &lt;&lt; 0);   // clear</w:t>
       </w:r>
     </w:p>
@@ -2954,6 +3017,8 @@
       </w:pPr>
       <w:r>
         <w:tab/>
+      </w:r>
+      <w:r>
         <w:t xml:space="preserve">    ADC_SMPR2 |=  (0x7 &lt;&lt; 0);   // Sample Time: Max sample time for stability 239.5    ADC clock cycle = 1 / 12,000,000 </w:t>
       </w:r>
       <w:r>
@@ -3003,6 +3068,8 @@
       </w:pPr>
       <w:r>
         <w:tab/>
+      </w:r>
+      <w:r>
         <w:t xml:space="preserve">    ADC_CR2 |= (1 &lt;&lt; 3);     // RSTCAL</w:t>
       </w:r>
     </w:p>
@@ -3013,6 +3080,8 @@
       </w:pPr>
       <w:r>
         <w:tab/>
+      </w:r>
+      <w:r>
         <w:t xml:space="preserve">    </w:t>
       </w:r>
       <w:r>
@@ -3039,6 +3108,8 @@
       </w:pPr>
       <w:r>
         <w:tab/>
+      </w:r>
+      <w:r>
         <w:t xml:space="preserve">    ADC_CR2 |= (1 &lt;&lt; 2);     // CAL</w:t>
       </w:r>
     </w:p>
@@ -3049,6 +3120,8 @@
       </w:pPr>
       <w:r>
         <w:tab/>
+      </w:r>
+      <w:r>
         <w:t xml:space="preserve">    </w:t>
       </w:r>
       <w:r>
@@ -3075,6 +3148,8 @@
       </w:pPr>
       <w:r>
         <w:tab/>
+      </w:r>
+      <w:r>
         <w:t xml:space="preserve">    // EXTSEL + EXTTRIG for SWSTART</w:t>
       </w:r>
     </w:p>
@@ -3085,6 +3160,8 @@
       </w:pPr>
       <w:r>
         <w:tab/>
+      </w:r>
+      <w:r>
         <w:t xml:space="preserve">    ADC_CR2 |= (7 &lt;&lt; 17);</w:t>
       </w:r>
     </w:p>
@@ -3095,6 +3172,8 @@
       </w:pPr>
       <w:r>
         <w:tab/>
+      </w:r>
+      <w:r>
         <w:t xml:space="preserve">    ADC_CR2 |= (1 &lt;&lt; 20);</w:t>
       </w:r>
     </w:p>
@@ -3148,6 +3227,8 @@
       </w:pPr>
       <w:r>
         <w:tab/>
+      </w:r>
+      <w:r>
         <w:t xml:space="preserve"> ADC_SQR3 = channel;</w:t>
       </w:r>
     </w:p>
@@ -3164,6 +3245,8 @@
       </w:pPr>
       <w:r>
         <w:tab/>
+      </w:r>
+      <w:r>
         <w:t xml:space="preserve"> ADC_CR2 |= (1 &lt;&lt; 22);   // SWSTART</w:t>
       </w:r>
     </w:p>
@@ -3180,6 +3263,8 @@
       </w:pPr>
       <w:r>
         <w:tab/>
+      </w:r>
+      <w:r>
         <w:t xml:space="preserve">    </w:t>
       </w:r>
       <w:r>
@@ -3206,6 +3291,8 @@
       </w:pPr>
       <w:r>
         <w:tab/>
+      </w:r>
+      <w:r>
         <w:t xml:space="preserve">    </w:t>
       </w:r>
       <w:r>
@@ -3250,7 +3337,6 @@
           <w:b/>
           <w:bCs/>
         </w:rPr>
-        <w:lastRenderedPageBreak/>
         <w:t>int</w:t>
       </w:r>
       <w:r>
@@ -3293,6 +3379,8 @@
       </w:pPr>
       <w:r>
         <w:tab/>
+      </w:r>
+      <w:r>
         <w:t>// Enable Clocks: ADC1 | GPIOA |AFIO</w:t>
       </w:r>
     </w:p>
@@ -3309,6 +3397,8 @@
       </w:pPr>
       <w:r>
         <w:tab/>
+      </w:r>
+      <w:r>
         <w:t xml:space="preserve">   // RCC_APB2ENR |= (1&lt;&lt;2);</w:t>
       </w:r>
     </w:p>
@@ -3322,6 +3412,8 @@
       </w:r>
       <w:r>
         <w:tab/>
+      </w:r>
+      <w:r>
         <w:t>RCC_APB2ENR |= (1&lt;&lt;0);</w:t>
       </w:r>
     </w:p>
@@ -3335,6 +3427,8 @@
       </w:r>
       <w:r>
         <w:tab/>
+      </w:r>
+      <w:r>
         <w:t>ADC1_Init(); // Initiate ADC read</w:t>
       </w:r>
     </w:p>
@@ -3351,6 +3445,8 @@
       </w:pPr>
       <w:r>
         <w:tab/>
+      </w:r>
+      <w:r>
         <w:t xml:space="preserve">    // GPIO Configuration: Clear and Set Modes for Pins PA0-PA4</w:t>
       </w:r>
     </w:p>
@@ -3367,6 +3463,8 @@
       </w:pPr>
       <w:r>
         <w:tab/>
+      </w:r>
+      <w:r>
         <w:t xml:space="preserve">    // PA3 (Pump): Output</w:t>
       </w:r>
     </w:p>
@@ -3380,6 +3478,8 @@
       </w:r>
       <w:r>
         <w:tab/>
+      </w:r>
+      <w:r>
         <w:t>GPIOA_CRL&amp;=~(0XF&lt;&lt;12);</w:t>
       </w:r>
     </w:p>
@@ -3393,6 +3493,8 @@
       </w:r>
       <w:r>
         <w:tab/>
+      </w:r>
+      <w:r>
         <w:t>GPIOA_CRL|=(0X1&lt;&lt;12);</w:t>
       </w:r>
     </w:p>
@@ -3406,6 +3508,8 @@
       </w:r>
       <w:r>
         <w:tab/>
+      </w:r>
+      <w:r>
         <w:t>GPIOA_ODR|=(0x1&lt;&lt;4);</w:t>
       </w:r>
     </w:p>
@@ -3422,6 +3526,8 @@
       </w:pPr>
       <w:r>
         <w:tab/>
+      </w:r>
+      <w:r>
         <w:t xml:space="preserve">    // PA4 (LED): Output</w:t>
       </w:r>
     </w:p>
@@ -3435,6 +3541,8 @@
       </w:r>
       <w:r>
         <w:tab/>
+      </w:r>
+      <w:r>
         <w:t>GPIOA_CRL&amp;=~(0XF&lt;&lt;16);</w:t>
       </w:r>
     </w:p>
@@ -3448,6 +3556,8 @@
       </w:r>
       <w:r>
         <w:tab/>
+      </w:r>
+      <w:r>
         <w:t>GPIOA_CRL|=(0X1&lt;&lt;16);</w:t>
       </w:r>
     </w:p>
@@ -3461,6 +3571,8 @@
       </w:r>
       <w:r>
         <w:tab/>
+      </w:r>
+      <w:r>
         <w:t>GPIOA_ODR|=(0x1&lt;&lt;4);</w:t>
       </w:r>
     </w:p>
@@ -3477,6 +3589,8 @@
       </w:pPr>
       <w:r>
         <w:tab/>
+      </w:r>
+      <w:r>
         <w:t xml:space="preserve">    // PA1 (External Switch): Input Pull-up/Pull-down</w:t>
       </w:r>
     </w:p>
@@ -3490,6 +3604,8 @@
       </w:r>
       <w:r>
         <w:tab/>
+      </w:r>
+      <w:r>
         <w:t>GPIOA_CRL&amp;=~(0XF&lt;&lt;4);</w:t>
       </w:r>
     </w:p>
@@ -3503,6 +3619,8 @@
       </w:r>
       <w:r>
         <w:tab/>
+      </w:r>
+      <w:r>
         <w:t>GPIOA_CRL|=(0X8&lt;&lt;4);</w:t>
       </w:r>
     </w:p>
@@ -3516,6 +3634,8 @@
       </w:r>
       <w:r>
         <w:tab/>
+      </w:r>
+      <w:r>
         <w:t>GPIOA_ODR|=(0x1&lt;&lt;1); // Enable internal Pull-up on PA1</w:t>
       </w:r>
     </w:p>
@@ -3544,6 +3664,8 @@
       </w:pPr>
       <w:r>
         <w:tab/>
+      </w:r>
+      <w:r>
         <w:t xml:space="preserve">    // PA2 (Rain Sensor): Input Pull-up/Pull-down</w:t>
       </w:r>
     </w:p>
@@ -3557,6 +3679,8 @@
       </w:r>
       <w:r>
         <w:tab/>
+      </w:r>
+      <w:r>
         <w:t>GPIOA_CRL&amp;=~(0XF&lt;&lt;8);</w:t>
       </w:r>
     </w:p>
@@ -3570,6 +3694,8 @@
       </w:r>
       <w:r>
         <w:tab/>
+      </w:r>
+      <w:r>
         <w:t>GPIOA_CRL|=(0x8&lt;&lt;8);</w:t>
       </w:r>
     </w:p>
@@ -3583,6 +3709,8 @@
       </w:r>
       <w:r>
         <w:tab/>
+      </w:r>
+      <w:r>
         <w:t>GPIOA_ODR|=(1&lt;&lt;2); // Enable internal Pull-up on PA2</w:t>
       </w:r>
     </w:p>
@@ -3620,6 +3748,8 @@
       </w:r>
       <w:r>
         <w:tab/>
+      </w:r>
+      <w:r>
         <w:t>// EXTI Setup (Rain Sensor on PA2)</w:t>
       </w:r>
     </w:p>
@@ -3639,6 +3769,8 @@
       </w:r>
       <w:r>
         <w:tab/>
+      </w:r>
+      <w:r>
         <w:t>// Route EXTI Line 2 to PA2</w:t>
       </w:r>
     </w:p>
@@ -3652,6 +3784,8 @@
       </w:r>
       <w:r>
         <w:tab/>
+      </w:r>
+      <w:r>
         <w:t>AFIO_EXTICR1 &amp;= ~(0xF &lt;&lt; 8);</w:t>
       </w:r>
     </w:p>
@@ -3671,6 +3805,8 @@
       </w:r>
       <w:r>
         <w:tab/>
+      </w:r>
+      <w:r>
         <w:t xml:space="preserve">// </w:t>
       </w:r>
       <w:r>
@@ -3693,6 +3829,8 @@
       </w:r>
       <w:r>
         <w:tab/>
+      </w:r>
+      <w:r>
         <w:t>EXTI_IMR |= (1 &lt;&lt; 2);</w:t>
       </w:r>
     </w:p>
@@ -3712,6 +3850,8 @@
       </w:r>
       <w:r>
         <w:tab/>
+      </w:r>
+      <w:r>
         <w:t>// Set EXTI Line 2 to trigger on the Falling Edge</w:t>
       </w:r>
     </w:p>
@@ -3725,6 +3865,8 @@
       </w:r>
       <w:r>
         <w:tab/>
+      </w:r>
+      <w:r>
         <w:t>EXTI_FTSR |= (1 &lt;&lt; 2);</w:t>
       </w:r>
     </w:p>
@@ -3738,6 +3880,8 @@
       </w:r>
       <w:r>
         <w:tab/>
+      </w:r>
+      <w:r>
         <w:t>EXTI_RTSR &amp;= ~(1 &lt;&lt; 2); // Ensure Rising Edge is disabled</w:t>
       </w:r>
     </w:p>
@@ -3757,6 +3901,8 @@
       </w:r>
       <w:r>
         <w:tab/>
+      </w:r>
+      <w:r>
         <w:t>// Enable EXTI2 interrupt in NVIC</w:t>
       </w:r>
     </w:p>
@@ -3770,6 +3916,8 @@
       </w:r>
       <w:r>
         <w:tab/>
+      </w:r>
+      <w:r>
         <w:t>NVIC_ISER0 |= (1 &lt;&lt; 8);                 //allow CPU to accept interrupt there are total 68 external interrupt</w:t>
       </w:r>
     </w:p>
@@ -3786,6 +3934,8 @@
       </w:pPr>
       <w:r>
         <w:tab/>
+      </w:r>
+      <w:r>
         <w:t xml:space="preserve">    // Main Loop</w:t>
       </w:r>
     </w:p>
@@ -3795,11 +3945,12 @@
         <w:ind w:left="0" w:firstLine="0"/>
       </w:pPr>
       <w:r>
-        <w:lastRenderedPageBreak/>
-        <w:tab/>
-      </w:r>
-      <w:r>
-        <w:tab/>
+        <w:tab/>
+      </w:r>
+      <w:r>
+        <w:tab/>
+      </w:r>
+      <w:r>
         <w:t xml:space="preserve">    </w:t>
       </w:r>
       <w:r>
@@ -3823,6 +3974,8 @@
       </w:r>
       <w:r>
         <w:tab/>
+      </w:r>
+      <w:r>
         <w:t xml:space="preserve">    {</w:t>
       </w:r>
     </w:p>
@@ -3833,6 +3986,8 @@
       </w:pPr>
       <w:r>
         <w:tab/>
+      </w:r>
+      <w:r>
         <w:t xml:space="preserve">        // Check PA1 (External Safety Switch) status</w:t>
       </w:r>
     </w:p>
@@ -3846,6 +4001,8 @@
       </w:r>
       <w:r>
         <w:tab/>
+      </w:r>
+      <w:r>
         <w:t xml:space="preserve">    </w:t>
       </w:r>
       <w:r>
@@ -3869,6 +4026,8 @@
       </w:r>
       <w:r>
         <w:tab/>
+      </w:r>
+      <w:r>
         <w:t xml:space="preserve">    {</w:t>
       </w:r>
     </w:p>
@@ -3888,6 +4047,8 @@
       </w:r>
       <w:r>
         <w:tab/>
+      </w:r>
+      <w:r>
         <w:t xml:space="preserve">        // If rain_detected is 0 (set by ISR), rain is detected.</w:t>
       </w:r>
     </w:p>
@@ -3901,6 +4062,8 @@
       </w:r>
       <w:r>
         <w:tab/>
+      </w:r>
+      <w:r>
         <w:t xml:space="preserve">      </w:t>
       </w:r>
       <w:r>
@@ -3924,10 +4087,14 @@
       </w:r>
       <w:r>
         <w:tab/>
+      </w:r>
+      <w:r>
         <w:t xml:space="preserve">    </w:t>
       </w:r>
       <w:r>
         <w:tab/>
+      </w:r>
+      <w:r>
         <w:t xml:space="preserve"> {</w:t>
       </w:r>
     </w:p>
@@ -3941,10 +4108,14 @@
       </w:r>
       <w:r>
         <w:tab/>
+      </w:r>
+      <w:r>
         <w:t xml:space="preserve">    </w:t>
       </w:r>
       <w:r>
         <w:tab/>
+      </w:r>
+      <w:r>
         <w:t xml:space="preserve">   delay(10000);</w:t>
       </w:r>
     </w:p>
@@ -3958,10 +4129,14 @@
       </w:r>
       <w:r>
         <w:tab/>
+      </w:r>
+      <w:r>
         <w:t xml:space="preserve">    </w:t>
       </w:r>
       <w:r>
         <w:tab/>
+      </w:r>
+      <w:r>
         <w:t xml:space="preserve">   rain_detected = 1; // Clear rain flag</w:t>
       </w:r>
     </w:p>
@@ -3975,10 +4150,14 @@
       </w:r>
       <w:r>
         <w:tab/>
+      </w:r>
+      <w:r>
         <w:t xml:space="preserve">    </w:t>
       </w:r>
       <w:r>
         <w:tab/>
+      </w:r>
+      <w:r>
         <w:t xml:space="preserve"> }</w:t>
       </w:r>
     </w:p>
@@ -3992,6 +4171,8 @@
       </w:r>
       <w:r>
         <w:tab/>
+      </w:r>
+      <w:r>
         <w:t xml:space="preserve">      </w:t>
       </w:r>
       <w:r>
@@ -4015,10 +4196,14 @@
       </w:r>
       <w:r>
         <w:tab/>
+      </w:r>
+      <w:r>
         <w:t xml:space="preserve">    </w:t>
       </w:r>
       <w:r>
         <w:tab/>
+      </w:r>
+      <w:r>
         <w:t xml:space="preserve"> {</w:t>
       </w:r>
     </w:p>
@@ -4050,10 +4235,14 @@
       </w:r>
       <w:r>
         <w:tab/>
+      </w:r>
+      <w:r>
         <w:t xml:space="preserve">    </w:t>
       </w:r>
       <w:r>
         <w:tab/>
+      </w:r>
+      <w:r>
         <w:t xml:space="preserve"> GPIOA_ODR |= (0x1&lt;&lt;4); // Keep LED ON during check</w:t>
       </w:r>
     </w:p>
@@ -4067,10 +4256,14 @@
       </w:r>
       <w:r>
         <w:tab/>
+      </w:r>
+      <w:r>
         <w:t xml:space="preserve">    </w:t>
       </w:r>
       <w:r>
         <w:tab/>
+      </w:r>
+      <w:r>
         <w:t xml:space="preserve"> adc_val = ADC_Read(0);</w:t>
       </w:r>
     </w:p>
@@ -4084,6 +4277,8 @@
       </w:r>
       <w:r>
         <w:tab/>
+      </w:r>
+      <w:r>
         <w:t xml:space="preserve">    </w:t>
       </w:r>
       <w:r>
@@ -4091,6 +4286,8 @@
       </w:r>
       <w:r>
         <w:tab/>
+      </w:r>
+      <w:r>
         <w:t xml:space="preserve"> // Check if soil is dry (ADC value &gt; 1400)</w:t>
       </w:r>
     </w:p>
@@ -4104,6 +4301,8 @@
       </w:r>
       <w:r>
         <w:tab/>
+      </w:r>
+      <w:r>
         <w:t xml:space="preserve">    </w:t>
       </w:r>
       <w:r>
@@ -4111,6 +4310,8 @@
       </w:r>
       <w:r>
         <w:tab/>
+      </w:r>
+      <w:r>
         <w:t xml:space="preserve"> </w:t>
       </w:r>
       <w:r>
@@ -4134,6 +4335,8 @@
       </w:r>
       <w:r>
         <w:tab/>
+      </w:r>
+      <w:r>
         <w:t xml:space="preserve">    </w:t>
       </w:r>
       <w:r>
@@ -4141,6 +4344,8 @@
       </w:r>
       <w:r>
         <w:tab/>
+      </w:r>
+      <w:r>
         <w:t xml:space="preserve"> {</w:t>
       </w:r>
     </w:p>
@@ -4154,6 +4359,8 @@
       </w:r>
       <w:r>
         <w:tab/>
+      </w:r>
+      <w:r>
         <w:t xml:space="preserve">    </w:t>
       </w:r>
       <w:r>
@@ -4161,6 +4368,8 @@
       </w:r>
       <w:r>
         <w:tab/>
+      </w:r>
+      <w:r>
         <w:t xml:space="preserve">   GPIOA_ODR|=(0x1&lt;&lt;4);         //LED ON</w:t>
       </w:r>
     </w:p>
@@ -4174,6 +4383,8 @@
       </w:r>
       <w:r>
         <w:tab/>
+      </w:r>
+      <w:r>
         <w:t xml:space="preserve">    </w:t>
       </w:r>
       <w:r>
@@ -4181,6 +4392,8 @@
       </w:r>
       <w:r>
         <w:tab/>
+      </w:r>
+      <w:r>
         <w:t xml:space="preserve">   GPIOA_ODR&amp;=~(0x1&lt;&lt;3);      // Pump ON (PA3)</w:t>
       </w:r>
     </w:p>
@@ -4200,6 +4413,8 @@
       </w:r>
       <w:r>
         <w:tab/>
+      </w:r>
+      <w:r>
         <w:t xml:space="preserve">    </w:t>
       </w:r>
       <w:r>
@@ -4207,6 +4422,8 @@
       </w:r>
       <w:r>
         <w:tab/>
+      </w:r>
+      <w:r>
         <w:t xml:space="preserve"> }</w:t>
       </w:r>
     </w:p>
@@ -4220,6 +4437,8 @@
       </w:r>
       <w:r>
         <w:tab/>
+      </w:r>
+      <w:r>
         <w:t xml:space="preserve">    </w:t>
       </w:r>
       <w:r>
@@ -4227,6 +4446,8 @@
       </w:r>
       <w:r>
         <w:tab/>
+      </w:r>
+      <w:r>
         <w:t xml:space="preserve"> </w:t>
       </w:r>
       <w:r>
@@ -4250,6 +4471,8 @@
       </w:r>
       <w:r>
         <w:tab/>
+      </w:r>
+      <w:r>
         <w:t xml:space="preserve">    </w:t>
       </w:r>
       <w:r>
@@ -4257,6 +4480,8 @@
       </w:r>
       <w:r>
         <w:tab/>
+      </w:r>
+      <w:r>
         <w:t xml:space="preserve"> {</w:t>
       </w:r>
     </w:p>
@@ -4270,6 +4495,8 @@
       </w:r>
       <w:r>
         <w:tab/>
+      </w:r>
+      <w:r>
         <w:t xml:space="preserve">    </w:t>
       </w:r>
       <w:r>
@@ -4277,6 +4504,8 @@
       </w:r>
       <w:r>
         <w:tab/>
+      </w:r>
+      <w:r>
         <w:t xml:space="preserve">   GPIOA_ODR|=(0x1&lt;&lt;3);      // Pump OFF</w:t>
       </w:r>
     </w:p>
@@ -4290,6 +4519,8 @@
       </w:r>
       <w:r>
         <w:tab/>
+      </w:r>
+      <w:r>
         <w:t xml:space="preserve">    </w:t>
       </w:r>
       <w:r>
@@ -4297,6 +4528,8 @@
       </w:r>
       <w:r>
         <w:tab/>
+      </w:r>
+      <w:r>
         <w:t xml:space="preserve">   GPIOA_ODR &amp;=~(0x1&lt;&lt;4);     // LED OFF</w:t>
       </w:r>
     </w:p>
@@ -4310,6 +4543,8 @@
       </w:r>
       <w:r>
         <w:tab/>
+      </w:r>
+      <w:r>
         <w:t xml:space="preserve">    </w:t>
       </w:r>
       <w:r>
@@ -4317,6 +4552,8 @@
       </w:r>
       <w:r>
         <w:tab/>
+      </w:r>
+      <w:r>
         <w:t xml:space="preserve"> }</w:t>
       </w:r>
     </w:p>
@@ -4336,6 +4573,8 @@
       </w:r>
       <w:r>
         <w:tab/>
+      </w:r>
+      <w:r>
         <w:t xml:space="preserve">        }</w:t>
       </w:r>
     </w:p>
@@ -4349,6 +4588,8 @@
       </w:r>
       <w:r>
         <w:tab/>
+      </w:r>
+      <w:r>
         <w:t xml:space="preserve">    }</w:t>
       </w:r>
     </w:p>
@@ -4362,6 +4603,8 @@
       </w:r>
       <w:r>
         <w:tab/>
+      </w:r>
+      <w:r>
         <w:t xml:space="preserve">    </w:t>
       </w:r>
       <w:r>
@@ -4385,10 +4628,14 @@
       </w:r>
       <w:r>
         <w:tab/>
+      </w:r>
+      <w:r>
         <w:t xml:space="preserve">    </w:t>
       </w:r>
       <w:r>
         <w:tab/>
+      </w:r>
+      <w:r>
         <w:t>{</w:t>
       </w:r>
     </w:p>
@@ -4408,6 +4655,8 @@
       </w:r>
       <w:r>
         <w:tab/>
+      </w:r>
+      <w:r>
         <w:t xml:space="preserve">    </w:t>
       </w:r>
       <w:r>
@@ -4415,6 +4664,8 @@
       </w:r>
       <w:r>
         <w:tab/>
+      </w:r>
+      <w:r>
         <w:t>GPIOA_ODR|=(0x1&lt;&lt;3);      // Pump OFF</w:t>
       </w:r>
     </w:p>
@@ -4428,10 +4679,14 @@
       </w:r>
       <w:r>
         <w:tab/>
+      </w:r>
+      <w:r>
         <w:t xml:space="preserve">    </w:t>
       </w:r>
       <w:r>
         <w:tab/>
+      </w:r>
+      <w:r>
         <w:t xml:space="preserve">    GPIOA_ODR &amp;=~(0x1&lt;&lt;4);     // LED OFF</w:t>
       </w:r>
     </w:p>
@@ -4445,10 +4700,14 @@
       </w:r>
       <w:r>
         <w:tab/>
+      </w:r>
+      <w:r>
         <w:t xml:space="preserve">    </w:t>
       </w:r>
       <w:r>
         <w:tab/>
+      </w:r>
+      <w:r>
         <w:t>}</w:t>
       </w:r>
     </w:p>
@@ -4462,10 +4721,14 @@
       </w:r>
       <w:r>
         <w:tab/>
+      </w:r>
+      <w:r>
         <w:t xml:space="preserve">    </w:t>
       </w:r>
       <w:r>
         <w:tab/>
+      </w:r>
+      <w:r>
         <w:t>adc_val=0;</w:t>
       </w:r>
     </w:p>
@@ -4491,6 +4754,8 @@
       </w:r>
       <w:r>
         <w:tab/>
+      </w:r>
+      <w:r>
         <w:t xml:space="preserve">    }</w:t>
       </w:r>
     </w:p>
@@ -4542,8 +4807,7 @@
         <w:rPr>
           <w:b/>
         </w:rPr>
-        <w:lastRenderedPageBreak/>
-        <w:br/>
+        <w:br w:type="textWrapping"/>
       </w:r>
     </w:p>
     <w:p>
@@ -4744,19 +5008,69 @@
     <w:sectPr>
       <w:pgSz w:w="12240" w:h="15840"/>
       <w:pgMar w:top="1440" w:right="1378" w:bottom="1472" w:left="1440" w:header="720" w:footer="720" w:gutter="0"/>
-      <w:cols w:space="720"/>
+      <w:cols w:space="720" w:num="1"/>
     </w:sectPr>
   </w:body>
 </w:document>
 </file>
 
+<file path=word/endnotes.xml><?xml version="1.0" encoding="utf-8"?>
+<w:endnotes xmlns:wpc="http://schemas.microsoft.com/office/word/2010/wordprocessingCanvas" xmlns:mc="http://schemas.openxmlformats.org/markup-compatibility/2006" xmlns:o="urn:schemas-microsoft-com:office:office" xmlns:r="http://schemas.openxmlformats.org/officeDocument/2006/relationships" xmlns:m="http://schemas.openxmlformats.org/officeDocument/2006/math" xmlns:v="urn:schemas-microsoft-com:vml" xmlns:wp14="http://schemas.microsoft.com/office/word/2010/wordprocessingDrawing" xmlns:wp="http://schemas.openxmlformats.org/drawingml/2006/wordprocessingDrawing" xmlns:w="http://schemas.openxmlformats.org/wordprocessingml/2006/main" xmlns:w14="http://schemas.microsoft.com/office/word/2010/wordml" xmlns:w15="http://schemas.microsoft.com/office/word/2012/wordml" xmlns:w10="urn:schemas-microsoft-com:office:word" xmlns:wpg="http://schemas.microsoft.com/office/word/2010/wordprocessingGroup" xmlns:wpi="http://schemas.microsoft.com/office/word/2010/wordprocessingInk" xmlns:wne="http://schemas.microsoft.com/office/word/2006/wordml" xmlns:wps="http://schemas.microsoft.com/office/word/2010/wordprocessingShape" xmlns:wpsCustomData="http://www.wps.cn/officeDocument/2013/wpsCustomData" mc:Ignorable="w14 w15 wp14">
+  <w:endnote w:type="separator" w:id="0">
+    <w:p>
+      <w:pPr>
+        <w:spacing w:line="240" w:lineRule="auto"/>
+      </w:pPr>
+      <w:r>
+        <w:separator/>
+      </w:r>
+    </w:p>
+  </w:endnote>
+  <w:endnote w:type="continuationSeparator" w:id="1">
+    <w:p>
+      <w:pPr>
+        <w:spacing w:line="240" w:lineRule="auto"/>
+      </w:pPr>
+      <w:r>
+        <w:continuationSeparator/>
+      </w:r>
+    </w:p>
+  </w:endnote>
+</w:endnotes>
+</file>
+
+<file path=word/footnotes.xml><?xml version="1.0" encoding="utf-8"?>
+<w:footnotes xmlns:wpc="http://schemas.microsoft.com/office/word/2010/wordprocessingCanvas" xmlns:mc="http://schemas.openxmlformats.org/markup-compatibility/2006" xmlns:o="urn:schemas-microsoft-com:office:office" xmlns:r="http://schemas.openxmlformats.org/officeDocument/2006/relationships" xmlns:m="http://schemas.openxmlformats.org/officeDocument/2006/math" xmlns:v="urn:schemas-microsoft-com:vml" xmlns:wp14="http://schemas.microsoft.com/office/word/2010/wordprocessingDrawing" xmlns:wp="http://schemas.openxmlformats.org/drawingml/2006/wordprocessingDrawing" xmlns:w="http://schemas.openxmlformats.org/wordprocessingml/2006/main" xmlns:w14="http://schemas.microsoft.com/office/word/2010/wordml" xmlns:w15="http://schemas.microsoft.com/office/word/2012/wordml" xmlns:w10="urn:schemas-microsoft-com:office:word" xmlns:wpg="http://schemas.microsoft.com/office/word/2010/wordprocessingGroup" xmlns:wpi="http://schemas.microsoft.com/office/word/2010/wordprocessingInk" xmlns:wne="http://schemas.microsoft.com/office/word/2006/wordml" xmlns:wps="http://schemas.microsoft.com/office/word/2010/wordprocessingShape" xmlns:wpsCustomData="http://www.wps.cn/officeDocument/2013/wpsCustomData" mc:Ignorable="w14 w15 wp14">
+  <w:footnote w:type="separator" w:id="0">
+    <w:p>
+      <w:pPr>
+        <w:spacing w:before="0" w:after="0" w:line="268" w:lineRule="auto"/>
+      </w:pPr>
+      <w:r>
+        <w:separator/>
+      </w:r>
+    </w:p>
+  </w:footnote>
+  <w:footnote w:type="continuationSeparator" w:id="1">
+    <w:p>
+      <w:pPr>
+        <w:spacing w:before="0" w:after="0" w:line="268" w:lineRule="auto"/>
+      </w:pPr>
+      <w:r>
+        <w:continuationSeparator/>
+      </w:r>
+    </w:p>
+  </w:footnote>
+</w:footnotes>
+</file>
+
 <file path=word/numbering.xml><?xml version="1.0" encoding="utf-8"?>
-<w:numbering xmlns:wpc="http://schemas.microsoft.com/office/word/2010/wordprocessingCanvas" xmlns:cx="http://schemas.microsoft.com/office/drawing/2014/chartex" xmlns:cx1="http://schemas.microsoft.com/office/drawing/2015/9/8/chartex" xmlns:cx2="http://schemas.microsoft.com/office/drawing/2015/10/21/chartex" xmlns:cx3="http://schemas.microsoft.com/office/drawing/2016/5/9/chartex" xmlns:cx4="http://schemas.microsoft.com/office/drawing/2016/5/10/chartex" xmlns:cx5="http://schemas.microsoft.com/office/drawing/2016/5/11/chartex" xmlns:cx6="http://schemas.microsoft.com/office/drawing/2016/5/12/chartex" xmlns:cx7="http://schemas.microsoft.com/office/drawing/2016/5/13/chartex" xmlns:cx8="http://schemas.microsoft.com/office/drawing/2016/5/14/chartex" xmlns:mc="http://schemas.openxmlformats.org/markup-compatibility/2006" xmlns:aink="http://schemas.microsoft.com/office/drawing/2016/ink" xmlns:am3d="http://schemas.microsoft.com/office/drawing/2017/model3d" xmlns:o="urn:schemas-microsoft-com:office:office" xmlns:oel="http://schemas.microsoft.com/office/2019/extlst" xmlns:r="http://schemas.openxmlformats.org/officeDocument/2006/relationships" xmlns:m="http://schemas.openxmlformats.org/officeDocument/2006/math" xmlns:v="urn:schemas-microsoft-com:vml" xmlns:wp14="http://schemas.microsoft.com/office/word/2010/wordprocessingDrawing" xmlns:wp="http://schemas.openxmlformats.org/drawingml/2006/wordprocessingDrawing" xmlns:w10="urn:schemas-microsoft-com:office:word" xmlns:w="http://schemas.openxmlformats.org/wordprocessingml/2006/main" xmlns:w14="http://schemas.microsoft.com/office/word/2010/wordml" xmlns:w15="http://schemas.microsoft.com/office/word/2012/wordml" xmlns:w16cex="http://schemas.microsoft.com/office/word/2018/wordml/cex" xmlns:w16cid="http://schemas.microsoft.com/office/word/2016/wordml/cid" xmlns:w16="http://schemas.microsoft.com/office/word/2018/wordml" xmlns:w16du="http://schemas.microsoft.com/office/word/2023/wordml/word16du" xmlns:w16sdtdh="http://schemas.microsoft.com/office/word/2020/wordml/sdtdatahash" xmlns:w16sdtfl="http://schemas.microsoft.com/office/word/2024/wordml/sdtformatlock" xmlns:w16se="http://schemas.microsoft.com/office/word/2015/wordml/symex" xmlns:wpg="http://schemas.microsoft.com/office/word/2010/wordprocessingGroup" xmlns:wpi="http://schemas.microsoft.com/office/word/2010/wordprocessingInk" xmlns:wne="http://schemas.microsoft.com/office/word/2006/wordml" xmlns:wps="http://schemas.microsoft.com/office/word/2010/wordprocessingShape" mc:Ignorable="w14 w15 w16se w16cid w16 w16cex w16sdtdh w16sdtfl w16du wp14">
-  <w:abstractNum w:abstractNumId="0" w15:restartNumberingAfterBreak="0">
+<w:numbering xmlns:wpc="http://schemas.microsoft.com/office/word/2010/wordprocessingCanvas" xmlns:mc="http://schemas.openxmlformats.org/markup-compatibility/2006" xmlns:o="urn:schemas-microsoft-com:office:office" xmlns:r="http://schemas.openxmlformats.org/officeDocument/2006/relationships" xmlns:m="http://schemas.openxmlformats.org/officeDocument/2006/math" xmlns:v="urn:schemas-microsoft-com:vml" xmlns:wp14="http://schemas.microsoft.com/office/word/2010/wordprocessingDrawing" xmlns:wp="http://schemas.openxmlformats.org/drawingml/2006/wordprocessingDrawing" xmlns:w10="urn:schemas-microsoft-com:office:word" xmlns:w="http://schemas.openxmlformats.org/wordprocessingml/2006/main" xmlns:w14="http://schemas.microsoft.com/office/word/2010/wordml" xmlns:wpg="http://schemas.microsoft.com/office/word/2010/wordprocessingGroup" xmlns:wpi="http://schemas.microsoft.com/office/word/2010/wordprocessingInk" xmlns:wne="http://schemas.microsoft.com/office/word/2006/wordml" xmlns:wps="http://schemas.microsoft.com/office/word/2010/wordprocessingShape" xmlns:wpsCustomData="http://www.wps.cn/officeDocument/2013/wpsCustomData" mc:Ignorable="w14 wp14">
+  <w:abstractNum w:abstractNumId="0">
     <w:nsid w:val="0D093CA3"/>
-    <w:multiLevelType w:val="hybridMultilevel"/>
-    <w:tmpl w:val="06CC0898"/>
-    <w:lvl w:ilvl="0" w:tplc="25BE6E80">
+    <w:multiLevelType w:val="multilevel"/>
+    <w:tmpl w:val="0D093CA3"/>
+    <w:lvl w:ilvl="0" w:tentative="0">
       <w:start w:val="1"/>
       <w:numFmt w:val="bullet"/>
       <w:lvlText w:val="•"/>
@@ -4765,7 +5079,7 @@
         <w:ind w:left="720"/>
       </w:pPr>
       <w:rPr>
-        <w:rFonts w:ascii="Arial" w:eastAsia="Arial" w:hAnsi="Arial" w:cs="Arial"/>
+        <w:rFonts w:ascii="Arial" w:hAnsi="Arial" w:eastAsia="Arial" w:cs="Arial"/>
         <w:b w:val="0"/>
         <w:i w:val="0"/>
         <w:strike w:val="0"/>
@@ -4774,12 +5088,11 @@
         <w:sz w:val="20"/>
         <w:szCs w:val="20"/>
         <w:u w:val="none" w:color="000000"/>
-        <w:bdr w:val="none" w:sz="0" w:space="0" w:color="auto"/>
         <w:shd w:val="clear" w:color="auto" w:fill="auto"/>
         <w:vertAlign w:val="baseline"/>
       </w:rPr>
     </w:lvl>
-    <w:lvl w:ilvl="1" w:tplc="84345DDA">
+    <w:lvl w:ilvl="1" w:tentative="0">
       <w:start w:val="1"/>
       <w:numFmt w:val="bullet"/>
       <w:lvlText w:val="o"/>
@@ -4788,7 +5101,7 @@
         <w:ind w:left="1440"/>
       </w:pPr>
       <w:rPr>
-        <w:rFonts w:ascii="Segoe UI Symbol" w:eastAsia="Segoe UI Symbol" w:hAnsi="Segoe UI Symbol" w:cs="Segoe UI Symbol"/>
+        <w:rFonts w:ascii="Segoe UI Symbol" w:hAnsi="Segoe UI Symbol" w:eastAsia="Segoe UI Symbol" w:cs="Segoe UI Symbol"/>
         <w:b w:val="0"/>
         <w:i w:val="0"/>
         <w:strike w:val="0"/>
@@ -4797,12 +5110,11 @@
         <w:sz w:val="20"/>
         <w:szCs w:val="20"/>
         <w:u w:val="none" w:color="000000"/>
-        <w:bdr w:val="none" w:sz="0" w:space="0" w:color="auto"/>
         <w:shd w:val="clear" w:color="auto" w:fill="auto"/>
         <w:vertAlign w:val="baseline"/>
       </w:rPr>
     </w:lvl>
-    <w:lvl w:ilvl="2" w:tplc="103E815E">
+    <w:lvl w:ilvl="2" w:tentative="0">
       <w:start w:val="1"/>
       <w:numFmt w:val="bullet"/>
       <w:lvlText w:val="▪"/>
@@ -4811,7 +5123,7 @@
         <w:ind w:left="2160"/>
       </w:pPr>
       <w:rPr>
-        <w:rFonts w:ascii="Segoe UI Symbol" w:eastAsia="Segoe UI Symbol" w:hAnsi="Segoe UI Symbol" w:cs="Segoe UI Symbol"/>
+        <w:rFonts w:ascii="Segoe UI Symbol" w:hAnsi="Segoe UI Symbol" w:eastAsia="Segoe UI Symbol" w:cs="Segoe UI Symbol"/>
         <w:b w:val="0"/>
         <w:i w:val="0"/>
         <w:strike w:val="0"/>
@@ -4820,12 +5132,11 @@
         <w:sz w:val="20"/>
         <w:szCs w:val="20"/>
         <w:u w:val="none" w:color="000000"/>
-        <w:bdr w:val="none" w:sz="0" w:space="0" w:color="auto"/>
         <w:shd w:val="clear" w:color="auto" w:fill="auto"/>
         <w:vertAlign w:val="baseline"/>
       </w:rPr>
     </w:lvl>
-    <w:lvl w:ilvl="3" w:tplc="630C55BC">
+    <w:lvl w:ilvl="3" w:tentative="0">
       <w:start w:val="1"/>
       <w:numFmt w:val="bullet"/>
       <w:lvlText w:val="•"/>
@@ -4834,7 +5145,7 @@
         <w:ind w:left="2880"/>
       </w:pPr>
       <w:rPr>
-        <w:rFonts w:ascii="Arial" w:eastAsia="Arial" w:hAnsi="Arial" w:cs="Arial"/>
+        <w:rFonts w:ascii="Arial" w:hAnsi="Arial" w:eastAsia="Arial" w:cs="Arial"/>
         <w:b w:val="0"/>
         <w:i w:val="0"/>
         <w:strike w:val="0"/>
@@ -4843,12 +5154,11 @@
         <w:sz w:val="20"/>
         <w:szCs w:val="20"/>
         <w:u w:val="none" w:color="000000"/>
-        <w:bdr w:val="none" w:sz="0" w:space="0" w:color="auto"/>
         <w:shd w:val="clear" w:color="auto" w:fill="auto"/>
         <w:vertAlign w:val="baseline"/>
       </w:rPr>
     </w:lvl>
-    <w:lvl w:ilvl="4" w:tplc="999A30FA">
+    <w:lvl w:ilvl="4" w:tentative="0">
       <w:start w:val="1"/>
       <w:numFmt w:val="bullet"/>
       <w:lvlText w:val="o"/>
@@ -4857,7 +5167,7 @@
         <w:ind w:left="3600"/>
       </w:pPr>
       <w:rPr>
-        <w:rFonts w:ascii="Segoe UI Symbol" w:eastAsia="Segoe UI Symbol" w:hAnsi="Segoe UI Symbol" w:cs="Segoe UI Symbol"/>
+        <w:rFonts w:ascii="Segoe UI Symbol" w:hAnsi="Segoe UI Symbol" w:eastAsia="Segoe UI Symbol" w:cs="Segoe UI Symbol"/>
         <w:b w:val="0"/>
         <w:i w:val="0"/>
         <w:strike w:val="0"/>
@@ -4866,12 +5176,11 @@
         <w:sz w:val="20"/>
         <w:szCs w:val="20"/>
         <w:u w:val="none" w:color="000000"/>
-        <w:bdr w:val="none" w:sz="0" w:space="0" w:color="auto"/>
         <w:shd w:val="clear" w:color="auto" w:fill="auto"/>
         <w:vertAlign w:val="baseline"/>
       </w:rPr>
     </w:lvl>
-    <w:lvl w:ilvl="5" w:tplc="3AA63FE6">
+    <w:lvl w:ilvl="5" w:tentative="0">
       <w:start w:val="1"/>
       <w:numFmt w:val="bullet"/>
       <w:lvlText w:val="▪"/>
@@ -4880,7 +5189,7 @@
         <w:ind w:left="4320"/>
       </w:pPr>
       <w:rPr>
-        <w:rFonts w:ascii="Segoe UI Symbol" w:eastAsia="Segoe UI Symbol" w:hAnsi="Segoe UI Symbol" w:cs="Segoe UI Symbol"/>
+        <w:rFonts w:ascii="Segoe UI Symbol" w:hAnsi="Segoe UI Symbol" w:eastAsia="Segoe UI Symbol" w:cs="Segoe UI Symbol"/>
         <w:b w:val="0"/>
         <w:i w:val="0"/>
         <w:strike w:val="0"/>
@@ -4889,12 +5198,11 @@
         <w:sz w:val="20"/>
         <w:szCs w:val="20"/>
         <w:u w:val="none" w:color="000000"/>
-        <w:bdr w:val="none" w:sz="0" w:space="0" w:color="auto"/>
         <w:shd w:val="clear" w:color="auto" w:fill="auto"/>
         <w:vertAlign w:val="baseline"/>
       </w:rPr>
     </w:lvl>
-    <w:lvl w:ilvl="6" w:tplc="C4381BEC">
+    <w:lvl w:ilvl="6" w:tentative="0">
       <w:start w:val="1"/>
       <w:numFmt w:val="bullet"/>
       <w:lvlText w:val="•"/>
@@ -4903,7 +5211,7 @@
         <w:ind w:left="5040"/>
       </w:pPr>
       <w:rPr>
-        <w:rFonts w:ascii="Arial" w:eastAsia="Arial" w:hAnsi="Arial" w:cs="Arial"/>
+        <w:rFonts w:ascii="Arial" w:hAnsi="Arial" w:eastAsia="Arial" w:cs="Arial"/>
         <w:b w:val="0"/>
         <w:i w:val="0"/>
         <w:strike w:val="0"/>
@@ -4912,12 +5220,11 @@
         <w:sz w:val="20"/>
         <w:szCs w:val="20"/>
         <w:u w:val="none" w:color="000000"/>
-        <w:bdr w:val="none" w:sz="0" w:space="0" w:color="auto"/>
         <w:shd w:val="clear" w:color="auto" w:fill="auto"/>
         <w:vertAlign w:val="baseline"/>
       </w:rPr>
     </w:lvl>
-    <w:lvl w:ilvl="7" w:tplc="B372C3F6">
+    <w:lvl w:ilvl="7" w:tentative="0">
       <w:start w:val="1"/>
       <w:numFmt w:val="bullet"/>
       <w:lvlText w:val="o"/>
@@ -4926,7 +5233,7 @@
         <w:ind w:left="5760"/>
       </w:pPr>
       <w:rPr>
-        <w:rFonts w:ascii="Segoe UI Symbol" w:eastAsia="Segoe UI Symbol" w:hAnsi="Segoe UI Symbol" w:cs="Segoe UI Symbol"/>
+        <w:rFonts w:ascii="Segoe UI Symbol" w:hAnsi="Segoe UI Symbol" w:eastAsia="Segoe UI Symbol" w:cs="Segoe UI Symbol"/>
         <w:b w:val="0"/>
         <w:i w:val="0"/>
         <w:strike w:val="0"/>
@@ -4935,12 +5242,11 @@
         <w:sz w:val="20"/>
         <w:szCs w:val="20"/>
         <w:u w:val="none" w:color="000000"/>
-        <w:bdr w:val="none" w:sz="0" w:space="0" w:color="auto"/>
         <w:shd w:val="clear" w:color="auto" w:fill="auto"/>
         <w:vertAlign w:val="baseline"/>
       </w:rPr>
     </w:lvl>
-    <w:lvl w:ilvl="8" w:tplc="700A9050">
+    <w:lvl w:ilvl="8" w:tentative="0">
       <w:start w:val="1"/>
       <w:numFmt w:val="bullet"/>
       <w:lvlText w:val="▪"/>
@@ -4949,7 +5255,7 @@
         <w:ind w:left="6480"/>
       </w:pPr>
       <w:rPr>
-        <w:rFonts w:ascii="Segoe UI Symbol" w:eastAsia="Segoe UI Symbol" w:hAnsi="Segoe UI Symbol" w:cs="Segoe UI Symbol"/>
+        <w:rFonts w:ascii="Segoe UI Symbol" w:hAnsi="Segoe UI Symbol" w:eastAsia="Segoe UI Symbol" w:cs="Segoe UI Symbol"/>
         <w:b w:val="0"/>
         <w:i w:val="0"/>
         <w:strike w:val="0"/>
@@ -4958,17 +5264,16 @@
         <w:sz w:val="20"/>
         <w:szCs w:val="20"/>
         <w:u w:val="none" w:color="000000"/>
-        <w:bdr w:val="none" w:sz="0" w:space="0" w:color="auto"/>
         <w:shd w:val="clear" w:color="auto" w:fill="auto"/>
         <w:vertAlign w:val="baseline"/>
       </w:rPr>
     </w:lvl>
   </w:abstractNum>
-  <w:abstractNum w:abstractNumId="1" w15:restartNumberingAfterBreak="0">
+  <w:abstractNum w:abstractNumId="1">
     <w:nsid w:val="28532B16"/>
-    <w:multiLevelType w:val="hybridMultilevel"/>
-    <w:tmpl w:val="607A9658"/>
-    <w:lvl w:ilvl="0" w:tplc="59521252">
+    <w:multiLevelType w:val="multilevel"/>
+    <w:tmpl w:val="28532B16"/>
+    <w:lvl w:ilvl="0" w:tentative="0">
       <w:start w:val="1"/>
       <w:numFmt w:val="decimal"/>
       <w:lvlText w:val="%1."/>
@@ -4977,7 +5282,7 @@
         <w:ind w:left="360"/>
       </w:pPr>
       <w:rPr>
-        <w:rFonts w:ascii="Times New Roman" w:eastAsia="Times New Roman" w:hAnsi="Times New Roman" w:cs="Times New Roman"/>
+        <w:rFonts w:ascii="Times New Roman" w:hAnsi="Times New Roman" w:eastAsia="Times New Roman" w:cs="Times New Roman"/>
         <w:b w:val="0"/>
         <w:i w:val="0"/>
         <w:strike w:val="0"/>
@@ -4986,12 +5291,11 @@
         <w:sz w:val="24"/>
         <w:szCs w:val="24"/>
         <w:u w:val="none" w:color="000000"/>
-        <w:bdr w:val="none" w:sz="0" w:space="0" w:color="auto"/>
         <w:shd w:val="clear" w:color="auto" w:fill="auto"/>
         <w:vertAlign w:val="baseline"/>
       </w:rPr>
     </w:lvl>
-    <w:lvl w:ilvl="1" w:tplc="39524B80">
+    <w:lvl w:ilvl="1" w:tentative="0">
       <w:start w:val="1"/>
       <w:numFmt w:val="lowerLetter"/>
       <w:lvlText w:val="%2"/>
@@ -5000,7 +5304,7 @@
         <w:ind w:left="1080"/>
       </w:pPr>
       <w:rPr>
-        <w:rFonts w:ascii="Times New Roman" w:eastAsia="Times New Roman" w:hAnsi="Times New Roman" w:cs="Times New Roman"/>
+        <w:rFonts w:ascii="Times New Roman" w:hAnsi="Times New Roman" w:eastAsia="Times New Roman" w:cs="Times New Roman"/>
         <w:b w:val="0"/>
         <w:i w:val="0"/>
         <w:strike w:val="0"/>
@@ -5009,12 +5313,11 @@
         <w:sz w:val="24"/>
         <w:szCs w:val="24"/>
         <w:u w:val="none" w:color="000000"/>
-        <w:bdr w:val="none" w:sz="0" w:space="0" w:color="auto"/>
         <w:shd w:val="clear" w:color="auto" w:fill="auto"/>
         <w:vertAlign w:val="baseline"/>
       </w:rPr>
     </w:lvl>
-    <w:lvl w:ilvl="2" w:tplc="C70456D4">
+    <w:lvl w:ilvl="2" w:tentative="0">
       <w:start w:val="1"/>
       <w:numFmt w:val="lowerRoman"/>
       <w:lvlText w:val="%3"/>
@@ -5023,7 +5326,7 @@
         <w:ind w:left="1800"/>
       </w:pPr>
       <w:rPr>
-        <w:rFonts w:ascii="Times New Roman" w:eastAsia="Times New Roman" w:hAnsi="Times New Roman" w:cs="Times New Roman"/>
+        <w:rFonts w:ascii="Times New Roman" w:hAnsi="Times New Roman" w:eastAsia="Times New Roman" w:cs="Times New Roman"/>
         <w:b w:val="0"/>
         <w:i w:val="0"/>
         <w:strike w:val="0"/>
@@ -5032,12 +5335,11 @@
         <w:sz w:val="24"/>
         <w:szCs w:val="24"/>
         <w:u w:val="none" w:color="000000"/>
-        <w:bdr w:val="none" w:sz="0" w:space="0" w:color="auto"/>
         <w:shd w:val="clear" w:color="auto" w:fill="auto"/>
         <w:vertAlign w:val="baseline"/>
       </w:rPr>
     </w:lvl>
-    <w:lvl w:ilvl="3" w:tplc="81A0413A">
+    <w:lvl w:ilvl="3" w:tentative="0">
       <w:start w:val="1"/>
       <w:numFmt w:val="decimal"/>
       <w:lvlText w:val="%4"/>
@@ -5046,7 +5348,7 @@
         <w:ind w:left="2520"/>
       </w:pPr>
       <w:rPr>
-        <w:rFonts w:ascii="Times New Roman" w:eastAsia="Times New Roman" w:hAnsi="Times New Roman" w:cs="Times New Roman"/>
+        <w:rFonts w:ascii="Times New Roman" w:hAnsi="Times New Roman" w:eastAsia="Times New Roman" w:cs="Times New Roman"/>
         <w:b w:val="0"/>
         <w:i w:val="0"/>
         <w:strike w:val="0"/>
@@ -5055,12 +5357,11 @@
         <w:sz w:val="24"/>
         <w:szCs w:val="24"/>
         <w:u w:val="none" w:color="000000"/>
-        <w:bdr w:val="none" w:sz="0" w:space="0" w:color="auto"/>
         <w:shd w:val="clear" w:color="auto" w:fill="auto"/>
         <w:vertAlign w:val="baseline"/>
       </w:rPr>
     </w:lvl>
-    <w:lvl w:ilvl="4" w:tplc="C5CCC582">
+    <w:lvl w:ilvl="4" w:tentative="0">
       <w:start w:val="1"/>
       <w:numFmt w:val="lowerLetter"/>
       <w:lvlText w:val="%5"/>
@@ -5069,7 +5370,7 @@
         <w:ind w:left="3240"/>
       </w:pPr>
       <w:rPr>
-        <w:rFonts w:ascii="Times New Roman" w:eastAsia="Times New Roman" w:hAnsi="Times New Roman" w:cs="Times New Roman"/>
+        <w:rFonts w:ascii="Times New Roman" w:hAnsi="Times New Roman" w:eastAsia="Times New Roman" w:cs="Times New Roman"/>
         <w:b w:val="0"/>
         <w:i w:val="0"/>
         <w:strike w:val="0"/>
@@ -5078,12 +5379,11 @@
         <w:sz w:val="24"/>
         <w:szCs w:val="24"/>
         <w:u w:val="none" w:color="000000"/>
-        <w:bdr w:val="none" w:sz="0" w:space="0" w:color="auto"/>
         <w:shd w:val="clear" w:color="auto" w:fill="auto"/>
         <w:vertAlign w:val="baseline"/>
       </w:rPr>
     </w:lvl>
-    <w:lvl w:ilvl="5" w:tplc="8A8245CA">
+    <w:lvl w:ilvl="5" w:tentative="0">
       <w:start w:val="1"/>
       <w:numFmt w:val="lowerRoman"/>
       <w:lvlText w:val="%6"/>
@@ -5092,7 +5392,7 @@
         <w:ind w:left="3960"/>
       </w:pPr>
       <w:rPr>
-        <w:rFonts w:ascii="Times New Roman" w:eastAsia="Times New Roman" w:hAnsi="Times New Roman" w:cs="Times New Roman"/>
+        <w:rFonts w:ascii="Times New Roman" w:hAnsi="Times New Roman" w:eastAsia="Times New Roman" w:cs="Times New Roman"/>
         <w:b w:val="0"/>
         <w:i w:val="0"/>
         <w:strike w:val="0"/>
@@ -5101,12 +5401,11 @@
         <w:sz w:val="24"/>
         <w:szCs w:val="24"/>
         <w:u w:val="none" w:color="000000"/>
-        <w:bdr w:val="none" w:sz="0" w:space="0" w:color="auto"/>
         <w:shd w:val="clear" w:color="auto" w:fill="auto"/>
         <w:vertAlign w:val="baseline"/>
       </w:rPr>
     </w:lvl>
-    <w:lvl w:ilvl="6" w:tplc="AE686506">
+    <w:lvl w:ilvl="6" w:tentative="0">
       <w:start w:val="1"/>
       <w:numFmt w:val="decimal"/>
       <w:lvlText w:val="%7"/>
@@ -5115,7 +5414,7 @@
         <w:ind w:left="4680"/>
       </w:pPr>
       <w:rPr>
-        <w:rFonts w:ascii="Times New Roman" w:eastAsia="Times New Roman" w:hAnsi="Times New Roman" w:cs="Times New Roman"/>
+        <w:rFonts w:ascii="Times New Roman" w:hAnsi="Times New Roman" w:eastAsia="Times New Roman" w:cs="Times New Roman"/>
         <w:b w:val="0"/>
         <w:i w:val="0"/>
         <w:strike w:val="0"/>
@@ -5124,12 +5423,11 @@
         <w:sz w:val="24"/>
         <w:szCs w:val="24"/>
         <w:u w:val="none" w:color="000000"/>
-        <w:bdr w:val="none" w:sz="0" w:space="0" w:color="auto"/>
         <w:shd w:val="clear" w:color="auto" w:fill="auto"/>
         <w:vertAlign w:val="baseline"/>
       </w:rPr>
     </w:lvl>
-    <w:lvl w:ilvl="7" w:tplc="05BE9066">
+    <w:lvl w:ilvl="7" w:tentative="0">
       <w:start w:val="1"/>
       <w:numFmt w:val="lowerLetter"/>
       <w:lvlText w:val="%8"/>
@@ -5138,7 +5436,7 @@
         <w:ind w:left="5400"/>
       </w:pPr>
       <w:rPr>
-        <w:rFonts w:ascii="Times New Roman" w:eastAsia="Times New Roman" w:hAnsi="Times New Roman" w:cs="Times New Roman"/>
+        <w:rFonts w:ascii="Times New Roman" w:hAnsi="Times New Roman" w:eastAsia="Times New Roman" w:cs="Times New Roman"/>
         <w:b w:val="0"/>
         <w:i w:val="0"/>
         <w:strike w:val="0"/>
@@ -5147,12 +5445,11 @@
         <w:sz w:val="24"/>
         <w:szCs w:val="24"/>
         <w:u w:val="none" w:color="000000"/>
-        <w:bdr w:val="none" w:sz="0" w:space="0" w:color="auto"/>
         <w:shd w:val="clear" w:color="auto" w:fill="auto"/>
         <w:vertAlign w:val="baseline"/>
       </w:rPr>
     </w:lvl>
-    <w:lvl w:ilvl="8" w:tplc="10A4B7B6">
+    <w:lvl w:ilvl="8" w:tentative="0">
       <w:start w:val="1"/>
       <w:numFmt w:val="lowerRoman"/>
       <w:lvlText w:val="%9"/>
@@ -5161,7 +5458,7 @@
         <w:ind w:left="6120"/>
       </w:pPr>
       <w:rPr>
-        <w:rFonts w:ascii="Times New Roman" w:eastAsia="Times New Roman" w:hAnsi="Times New Roman" w:cs="Times New Roman"/>
+        <w:rFonts w:ascii="Times New Roman" w:hAnsi="Times New Roman" w:eastAsia="Times New Roman" w:cs="Times New Roman"/>
         <w:b w:val="0"/>
         <w:i w:val="0"/>
         <w:strike w:val="0"/>
@@ -5170,17 +5467,16 @@
         <w:sz w:val="24"/>
         <w:szCs w:val="24"/>
         <w:u w:val="none" w:color="000000"/>
-        <w:bdr w:val="none" w:sz="0" w:space="0" w:color="auto"/>
         <w:shd w:val="clear" w:color="auto" w:fill="auto"/>
         <w:vertAlign w:val="baseline"/>
       </w:rPr>
     </w:lvl>
   </w:abstractNum>
-  <w:abstractNum w:abstractNumId="2" w15:restartNumberingAfterBreak="0">
+  <w:abstractNum w:abstractNumId="2">
     <w:nsid w:val="59AF66DD"/>
-    <w:multiLevelType w:val="hybridMultilevel"/>
-    <w:tmpl w:val="27AC67BE"/>
-    <w:lvl w:ilvl="0" w:tplc="3A900382">
+    <w:multiLevelType w:val="multilevel"/>
+    <w:tmpl w:val="59AF66DD"/>
+    <w:lvl w:ilvl="0" w:tentative="0">
       <w:start w:val="1"/>
       <w:numFmt w:val="decimal"/>
       <w:lvlText w:val="%1."/>
@@ -5189,7 +5485,7 @@
         <w:ind w:left="201"/>
       </w:pPr>
       <w:rPr>
-        <w:rFonts w:ascii="Times New Roman" w:eastAsia="Times New Roman" w:hAnsi="Times New Roman" w:cs="Times New Roman"/>
+        <w:rFonts w:ascii="Times New Roman" w:hAnsi="Times New Roman" w:eastAsia="Times New Roman" w:cs="Times New Roman"/>
         <w:b/>
         <w:bCs/>
         <w:i w:val="0"/>
@@ -5199,12 +5495,11 @@
         <w:sz w:val="20"/>
         <w:szCs w:val="20"/>
         <w:u w:val="none" w:color="000000"/>
-        <w:bdr w:val="none" w:sz="0" w:space="0" w:color="auto"/>
         <w:shd w:val="clear" w:color="auto" w:fill="auto"/>
         <w:vertAlign w:val="baseline"/>
       </w:rPr>
     </w:lvl>
-    <w:lvl w:ilvl="1" w:tplc="F0AA3252">
+    <w:lvl w:ilvl="1" w:tentative="0">
       <w:start w:val="1"/>
       <w:numFmt w:val="bullet"/>
       <w:lvlText w:val="•"/>
@@ -5213,7 +5508,7 @@
         <w:ind w:left="720"/>
       </w:pPr>
       <w:rPr>
-        <w:rFonts w:ascii="Arial" w:eastAsia="Arial" w:hAnsi="Arial" w:cs="Arial"/>
+        <w:rFonts w:ascii="Arial" w:hAnsi="Arial" w:eastAsia="Arial" w:cs="Arial"/>
         <w:b w:val="0"/>
         <w:i w:val="0"/>
         <w:strike w:val="0"/>
@@ -5222,12 +5517,11 @@
         <w:sz w:val="20"/>
         <w:szCs w:val="20"/>
         <w:u w:val="none" w:color="000000"/>
-        <w:bdr w:val="none" w:sz="0" w:space="0" w:color="auto"/>
         <w:shd w:val="clear" w:color="auto" w:fill="auto"/>
         <w:vertAlign w:val="baseline"/>
       </w:rPr>
     </w:lvl>
-    <w:lvl w:ilvl="2" w:tplc="C25CDB12">
+    <w:lvl w:ilvl="2" w:tentative="0">
       <w:start w:val="1"/>
       <w:numFmt w:val="bullet"/>
       <w:lvlText w:val="▪"/>
@@ -5236,7 +5530,7 @@
         <w:ind w:left="1440"/>
       </w:pPr>
       <w:rPr>
-        <w:rFonts w:ascii="Segoe UI Symbol" w:eastAsia="Segoe UI Symbol" w:hAnsi="Segoe UI Symbol" w:cs="Segoe UI Symbol"/>
+        <w:rFonts w:ascii="Segoe UI Symbol" w:hAnsi="Segoe UI Symbol" w:eastAsia="Segoe UI Symbol" w:cs="Segoe UI Symbol"/>
         <w:b w:val="0"/>
         <w:i w:val="0"/>
         <w:strike w:val="0"/>
@@ -5245,12 +5539,11 @@
         <w:sz w:val="20"/>
         <w:szCs w:val="20"/>
         <w:u w:val="none" w:color="000000"/>
-        <w:bdr w:val="none" w:sz="0" w:space="0" w:color="auto"/>
         <w:shd w:val="clear" w:color="auto" w:fill="auto"/>
         <w:vertAlign w:val="baseline"/>
       </w:rPr>
     </w:lvl>
-    <w:lvl w:ilvl="3" w:tplc="05A60EFA">
+    <w:lvl w:ilvl="3" w:tentative="0">
       <w:start w:val="1"/>
       <w:numFmt w:val="bullet"/>
       <w:lvlText w:val="•"/>
@@ -5259,7 +5552,7 @@
         <w:ind w:left="2160"/>
       </w:pPr>
       <w:rPr>
-        <w:rFonts w:ascii="Arial" w:eastAsia="Arial" w:hAnsi="Arial" w:cs="Arial"/>
+        <w:rFonts w:ascii="Arial" w:hAnsi="Arial" w:eastAsia="Arial" w:cs="Arial"/>
         <w:b w:val="0"/>
         <w:i w:val="0"/>
         <w:strike w:val="0"/>
@@ -5268,12 +5561,11 @@
         <w:sz w:val="20"/>
         <w:szCs w:val="20"/>
         <w:u w:val="none" w:color="000000"/>
-        <w:bdr w:val="none" w:sz="0" w:space="0" w:color="auto"/>
         <w:shd w:val="clear" w:color="auto" w:fill="auto"/>
         <w:vertAlign w:val="baseline"/>
       </w:rPr>
     </w:lvl>
-    <w:lvl w:ilvl="4" w:tplc="DA661DF8">
+    <w:lvl w:ilvl="4" w:tentative="0">
       <w:start w:val="1"/>
       <w:numFmt w:val="bullet"/>
       <w:lvlText w:val="o"/>
@@ -5282,7 +5574,7 @@
         <w:ind w:left="2880"/>
       </w:pPr>
       <w:rPr>
-        <w:rFonts w:ascii="Segoe UI Symbol" w:eastAsia="Segoe UI Symbol" w:hAnsi="Segoe UI Symbol" w:cs="Segoe UI Symbol"/>
+        <w:rFonts w:ascii="Segoe UI Symbol" w:hAnsi="Segoe UI Symbol" w:eastAsia="Segoe UI Symbol" w:cs="Segoe UI Symbol"/>
         <w:b w:val="0"/>
         <w:i w:val="0"/>
         <w:strike w:val="0"/>
@@ -5291,12 +5583,11 @@
         <w:sz w:val="20"/>
         <w:szCs w:val="20"/>
         <w:u w:val="none" w:color="000000"/>
-        <w:bdr w:val="none" w:sz="0" w:space="0" w:color="auto"/>
         <w:shd w:val="clear" w:color="auto" w:fill="auto"/>
         <w:vertAlign w:val="baseline"/>
       </w:rPr>
     </w:lvl>
-    <w:lvl w:ilvl="5" w:tplc="23CED744">
+    <w:lvl w:ilvl="5" w:tentative="0">
       <w:start w:val="1"/>
       <w:numFmt w:val="bullet"/>
       <w:lvlText w:val="▪"/>
@@ -5305,7 +5596,7 @@
         <w:ind w:left="3600"/>
       </w:pPr>
       <w:rPr>
-        <w:rFonts w:ascii="Segoe UI Symbol" w:eastAsia="Segoe UI Symbol" w:hAnsi="Segoe UI Symbol" w:cs="Segoe UI Symbol"/>
+        <w:rFonts w:ascii="Segoe UI Symbol" w:hAnsi="Segoe UI Symbol" w:eastAsia="Segoe UI Symbol" w:cs="Segoe UI Symbol"/>
         <w:b w:val="0"/>
         <w:i w:val="0"/>
         <w:strike w:val="0"/>
@@ -5314,12 +5605,11 @@
         <w:sz w:val="20"/>
         <w:szCs w:val="20"/>
         <w:u w:val="none" w:color="000000"/>
-        <w:bdr w:val="none" w:sz="0" w:space="0" w:color="auto"/>
         <w:shd w:val="clear" w:color="auto" w:fill="auto"/>
         <w:vertAlign w:val="baseline"/>
       </w:rPr>
     </w:lvl>
-    <w:lvl w:ilvl="6" w:tplc="DD2C9C82">
+    <w:lvl w:ilvl="6" w:tentative="0">
       <w:start w:val="1"/>
       <w:numFmt w:val="bullet"/>
       <w:lvlText w:val="•"/>
@@ -5328,7 +5618,7 @@
         <w:ind w:left="4320"/>
       </w:pPr>
       <w:rPr>
-        <w:rFonts w:ascii="Arial" w:eastAsia="Arial" w:hAnsi="Arial" w:cs="Arial"/>
+        <w:rFonts w:ascii="Arial" w:hAnsi="Arial" w:eastAsia="Arial" w:cs="Arial"/>
         <w:b w:val="0"/>
         <w:i w:val="0"/>
         <w:strike w:val="0"/>
@@ -5337,12 +5627,11 @@
         <w:sz w:val="20"/>
         <w:szCs w:val="20"/>
         <w:u w:val="none" w:color="000000"/>
-        <w:bdr w:val="none" w:sz="0" w:space="0" w:color="auto"/>
         <w:shd w:val="clear" w:color="auto" w:fill="auto"/>
         <w:vertAlign w:val="baseline"/>
       </w:rPr>
     </w:lvl>
-    <w:lvl w:ilvl="7" w:tplc="B170CC20">
+    <w:lvl w:ilvl="7" w:tentative="0">
       <w:start w:val="1"/>
       <w:numFmt w:val="bullet"/>
       <w:lvlText w:val="o"/>
@@ -5351,7 +5640,7 @@
         <w:ind w:left="5040"/>
       </w:pPr>
       <w:rPr>
-        <w:rFonts w:ascii="Segoe UI Symbol" w:eastAsia="Segoe UI Symbol" w:hAnsi="Segoe UI Symbol" w:cs="Segoe UI Symbol"/>
+        <w:rFonts w:ascii="Segoe UI Symbol" w:hAnsi="Segoe UI Symbol" w:eastAsia="Segoe UI Symbol" w:cs="Segoe UI Symbol"/>
         <w:b w:val="0"/>
         <w:i w:val="0"/>
         <w:strike w:val="0"/>
@@ -5360,12 +5649,11 @@
         <w:sz w:val="20"/>
         <w:szCs w:val="20"/>
         <w:u w:val="none" w:color="000000"/>
-        <w:bdr w:val="none" w:sz="0" w:space="0" w:color="auto"/>
         <w:shd w:val="clear" w:color="auto" w:fill="auto"/>
         <w:vertAlign w:val="baseline"/>
       </w:rPr>
     </w:lvl>
-    <w:lvl w:ilvl="8" w:tplc="9D16FA26">
+    <w:lvl w:ilvl="8" w:tentative="0">
       <w:start w:val="1"/>
       <w:numFmt w:val="bullet"/>
       <w:lvlText w:val="▪"/>
@@ -5374,7 +5662,7 @@
         <w:ind w:left="5760"/>
       </w:pPr>
       <w:rPr>
-        <w:rFonts w:ascii="Segoe UI Symbol" w:eastAsia="Segoe UI Symbol" w:hAnsi="Segoe UI Symbol" w:cs="Segoe UI Symbol"/>
+        <w:rFonts w:ascii="Segoe UI Symbol" w:hAnsi="Segoe UI Symbol" w:eastAsia="Segoe UI Symbol" w:cs="Segoe UI Symbol"/>
         <w:b w:val="0"/>
         <w:i w:val="0"/>
         <w:strike w:val="0"/>
@@ -5383,17 +5671,16 @@
         <w:sz w:val="20"/>
         <w:szCs w:val="20"/>
         <w:u w:val="none" w:color="000000"/>
-        <w:bdr w:val="none" w:sz="0" w:space="0" w:color="auto"/>
         <w:shd w:val="clear" w:color="auto" w:fill="auto"/>
         <w:vertAlign w:val="baseline"/>
       </w:rPr>
     </w:lvl>
   </w:abstractNum>
-  <w:abstractNum w:abstractNumId="3" w15:restartNumberingAfterBreak="0">
+  <w:abstractNum w:abstractNumId="3">
     <w:nsid w:val="6F991AC0"/>
-    <w:multiLevelType w:val="hybridMultilevel"/>
-    <w:tmpl w:val="F174AD5E"/>
-    <w:lvl w:ilvl="0" w:tplc="67629E0E">
+    <w:multiLevelType w:val="multilevel"/>
+    <w:tmpl w:val="6F991AC0"/>
+    <w:lvl w:ilvl="0" w:tentative="0">
       <w:start w:val="1"/>
       <w:numFmt w:val="decimal"/>
       <w:lvlText w:val="%1."/>
@@ -5402,7 +5689,7 @@
         <w:ind w:left="360"/>
       </w:pPr>
       <w:rPr>
-        <w:rFonts w:ascii="Times New Roman" w:eastAsia="Times New Roman" w:hAnsi="Times New Roman" w:cs="Times New Roman"/>
+        <w:rFonts w:ascii="Times New Roman" w:hAnsi="Times New Roman" w:eastAsia="Times New Roman" w:cs="Times New Roman"/>
         <w:b w:val="0"/>
         <w:i w:val="0"/>
         <w:strike w:val="0"/>
@@ -5411,12 +5698,11 @@
         <w:sz w:val="24"/>
         <w:szCs w:val="24"/>
         <w:u w:val="none" w:color="000000"/>
-        <w:bdr w:val="none" w:sz="0" w:space="0" w:color="auto"/>
         <w:shd w:val="clear" w:color="auto" w:fill="auto"/>
         <w:vertAlign w:val="baseline"/>
       </w:rPr>
     </w:lvl>
-    <w:lvl w:ilvl="1" w:tplc="F446B694">
+    <w:lvl w:ilvl="1" w:tentative="0">
       <w:start w:val="1"/>
       <w:numFmt w:val="lowerLetter"/>
       <w:lvlText w:val="%2"/>
@@ -5425,7 +5711,7 @@
         <w:ind w:left="1080"/>
       </w:pPr>
       <w:rPr>
-        <w:rFonts w:ascii="Times New Roman" w:eastAsia="Times New Roman" w:hAnsi="Times New Roman" w:cs="Times New Roman"/>
+        <w:rFonts w:ascii="Times New Roman" w:hAnsi="Times New Roman" w:eastAsia="Times New Roman" w:cs="Times New Roman"/>
         <w:b w:val="0"/>
         <w:i w:val="0"/>
         <w:strike w:val="0"/>
@@ -5434,12 +5720,11 @@
         <w:sz w:val="24"/>
         <w:szCs w:val="24"/>
         <w:u w:val="none" w:color="000000"/>
-        <w:bdr w:val="none" w:sz="0" w:space="0" w:color="auto"/>
         <w:shd w:val="clear" w:color="auto" w:fill="auto"/>
         <w:vertAlign w:val="baseline"/>
       </w:rPr>
     </w:lvl>
-    <w:lvl w:ilvl="2" w:tplc="E68C4648">
+    <w:lvl w:ilvl="2" w:tentative="0">
       <w:start w:val="1"/>
       <w:numFmt w:val="lowerRoman"/>
       <w:lvlText w:val="%3"/>
@@ -5448,7 +5733,7 @@
         <w:ind w:left="1800"/>
       </w:pPr>
       <w:rPr>
-        <w:rFonts w:ascii="Times New Roman" w:eastAsia="Times New Roman" w:hAnsi="Times New Roman" w:cs="Times New Roman"/>
+        <w:rFonts w:ascii="Times New Roman" w:hAnsi="Times New Roman" w:eastAsia="Times New Roman" w:cs="Times New Roman"/>
         <w:b w:val="0"/>
         <w:i w:val="0"/>
         <w:strike w:val="0"/>
@@ -5457,12 +5742,11 @@
         <w:sz w:val="24"/>
         <w:szCs w:val="24"/>
         <w:u w:val="none" w:color="000000"/>
-        <w:bdr w:val="none" w:sz="0" w:space="0" w:color="auto"/>
         <w:shd w:val="clear" w:color="auto" w:fill="auto"/>
         <w:vertAlign w:val="baseline"/>
       </w:rPr>
     </w:lvl>
-    <w:lvl w:ilvl="3" w:tplc="A16E852A">
+    <w:lvl w:ilvl="3" w:tentative="0">
       <w:start w:val="1"/>
       <w:numFmt w:val="decimal"/>
       <w:lvlText w:val="%4"/>
@@ -5471,7 +5755,7 @@
         <w:ind w:left="2520"/>
       </w:pPr>
       <w:rPr>
-        <w:rFonts w:ascii="Times New Roman" w:eastAsia="Times New Roman" w:hAnsi="Times New Roman" w:cs="Times New Roman"/>
+        <w:rFonts w:ascii="Times New Roman" w:hAnsi="Times New Roman" w:eastAsia="Times New Roman" w:cs="Times New Roman"/>
         <w:b w:val="0"/>
         <w:i w:val="0"/>
         <w:strike w:val="0"/>
@@ -5480,12 +5764,11 @@
         <w:sz w:val="24"/>
         <w:szCs w:val="24"/>
         <w:u w:val="none" w:color="000000"/>
-        <w:bdr w:val="none" w:sz="0" w:space="0" w:color="auto"/>
         <w:shd w:val="clear" w:color="auto" w:fill="auto"/>
         <w:vertAlign w:val="baseline"/>
       </w:rPr>
     </w:lvl>
-    <w:lvl w:ilvl="4" w:tplc="17E8A07A">
+    <w:lvl w:ilvl="4" w:tentative="0">
       <w:start w:val="1"/>
       <w:numFmt w:val="lowerLetter"/>
       <w:lvlText w:val="%5"/>
@@ -5494,7 +5777,7 @@
         <w:ind w:left="3240"/>
       </w:pPr>
       <w:rPr>
-        <w:rFonts w:ascii="Times New Roman" w:eastAsia="Times New Roman" w:hAnsi="Times New Roman" w:cs="Times New Roman"/>
+        <w:rFonts w:ascii="Times New Roman" w:hAnsi="Times New Roman" w:eastAsia="Times New Roman" w:cs="Times New Roman"/>
         <w:b w:val="0"/>
         <w:i w:val="0"/>
         <w:strike w:val="0"/>
@@ -5503,12 +5786,11 @@
         <w:sz w:val="24"/>
         <w:szCs w:val="24"/>
         <w:u w:val="none" w:color="000000"/>
-        <w:bdr w:val="none" w:sz="0" w:space="0" w:color="auto"/>
         <w:shd w:val="clear" w:color="auto" w:fill="auto"/>
         <w:vertAlign w:val="baseline"/>
       </w:rPr>
     </w:lvl>
-    <w:lvl w:ilvl="5" w:tplc="070003B6">
+    <w:lvl w:ilvl="5" w:tentative="0">
       <w:start w:val="1"/>
       <w:numFmt w:val="lowerRoman"/>
       <w:lvlText w:val="%6"/>
@@ -5517,7 +5799,7 @@
         <w:ind w:left="3960"/>
       </w:pPr>
       <w:rPr>
-        <w:rFonts w:ascii="Times New Roman" w:eastAsia="Times New Roman" w:hAnsi="Times New Roman" w:cs="Times New Roman"/>
+        <w:rFonts w:ascii="Times New Roman" w:hAnsi="Times New Roman" w:eastAsia="Times New Roman" w:cs="Times New Roman"/>
         <w:b w:val="0"/>
         <w:i w:val="0"/>
         <w:strike w:val="0"/>
@@ -5526,12 +5808,11 @@
         <w:sz w:val="24"/>
         <w:szCs w:val="24"/>
         <w:u w:val="none" w:color="000000"/>
-        <w:bdr w:val="none" w:sz="0" w:space="0" w:color="auto"/>
         <w:shd w:val="clear" w:color="auto" w:fill="auto"/>
         <w:vertAlign w:val="baseline"/>
       </w:rPr>
     </w:lvl>
-    <w:lvl w:ilvl="6" w:tplc="DB68E344">
+    <w:lvl w:ilvl="6" w:tentative="0">
       <w:start w:val="1"/>
       <w:numFmt w:val="decimal"/>
       <w:lvlText w:val="%7"/>
@@ -5540,7 +5821,7 @@
         <w:ind w:left="4680"/>
       </w:pPr>
       <w:rPr>
-        <w:rFonts w:ascii="Times New Roman" w:eastAsia="Times New Roman" w:hAnsi="Times New Roman" w:cs="Times New Roman"/>
+        <w:rFonts w:ascii="Times New Roman" w:hAnsi="Times New Roman" w:eastAsia="Times New Roman" w:cs="Times New Roman"/>
         <w:b w:val="0"/>
         <w:i w:val="0"/>
         <w:strike w:val="0"/>
@@ -5549,12 +5830,11 @@
         <w:sz w:val="24"/>
         <w:szCs w:val="24"/>
         <w:u w:val="none" w:color="000000"/>
-        <w:bdr w:val="none" w:sz="0" w:space="0" w:color="auto"/>
         <w:shd w:val="clear" w:color="auto" w:fill="auto"/>
         <w:vertAlign w:val="baseline"/>
       </w:rPr>
     </w:lvl>
-    <w:lvl w:ilvl="7" w:tplc="320C517E">
+    <w:lvl w:ilvl="7" w:tentative="0">
       <w:start w:val="1"/>
       <w:numFmt w:val="lowerLetter"/>
       <w:lvlText w:val="%8"/>
@@ -5563,7 +5843,7 @@
         <w:ind w:left="5400"/>
       </w:pPr>
       <w:rPr>
-        <w:rFonts w:ascii="Times New Roman" w:eastAsia="Times New Roman" w:hAnsi="Times New Roman" w:cs="Times New Roman"/>
+        <w:rFonts w:ascii="Times New Roman" w:hAnsi="Times New Roman" w:eastAsia="Times New Roman" w:cs="Times New Roman"/>
         <w:b w:val="0"/>
         <w:i w:val="0"/>
         <w:strike w:val="0"/>
@@ -5572,12 +5852,11 @@
         <w:sz w:val="24"/>
         <w:szCs w:val="24"/>
         <w:u w:val="none" w:color="000000"/>
-        <w:bdr w:val="none" w:sz="0" w:space="0" w:color="auto"/>
         <w:shd w:val="clear" w:color="auto" w:fill="auto"/>
         <w:vertAlign w:val="baseline"/>
       </w:rPr>
     </w:lvl>
-    <w:lvl w:ilvl="8" w:tplc="A174754C">
+    <w:lvl w:ilvl="8" w:tentative="0">
       <w:start w:val="1"/>
       <w:numFmt w:val="lowerRoman"/>
       <w:lvlText w:val="%9"/>
@@ -5586,7 +5865,7 @@
         <w:ind w:left="6120"/>
       </w:pPr>
       <w:rPr>
-        <w:rFonts w:ascii="Times New Roman" w:eastAsia="Times New Roman" w:hAnsi="Times New Roman" w:cs="Times New Roman"/>
+        <w:rFonts w:ascii="Times New Roman" w:hAnsi="Times New Roman" w:eastAsia="Times New Roman" w:cs="Times New Roman"/>
         <w:b w:val="0"/>
         <w:i w:val="0"/>
         <w:strike w:val="0"/>
@@ -5595,450 +5874,316 @@
         <w:sz w:val="24"/>
         <w:szCs w:val="24"/>
         <w:u w:val="none" w:color="000000"/>
-        <w:bdr w:val="none" w:sz="0" w:space="0" w:color="auto"/>
         <w:shd w:val="clear" w:color="auto" w:fill="auto"/>
         <w:vertAlign w:val="baseline"/>
       </w:rPr>
     </w:lvl>
   </w:abstractNum>
-  <w:num w:numId="1" w16cid:durableId="1573463101">
+  <w:num w:numId="1">
     <w:abstractNumId w:val="2"/>
   </w:num>
-  <w:num w:numId="2" w16cid:durableId="343438088">
+  <w:num w:numId="2">
     <w:abstractNumId w:val="3"/>
   </w:num>
-  <w:num w:numId="3" w16cid:durableId="1079793033">
+  <w:num w:numId="3">
     <w:abstractNumId w:val="1"/>
   </w:num>
-  <w:num w:numId="4" w16cid:durableId="221716668">
+  <w:num w:numId="4">
     <w:abstractNumId w:val="0"/>
   </w:num>
 </w:numbering>
 </file>
 
 <file path=word/styles.xml><?xml version="1.0" encoding="utf-8"?>
-<w:styles xmlns:mc="http://schemas.openxmlformats.org/markup-compatibility/2006" xmlns:r="http://schemas.openxmlformats.org/officeDocument/2006/relationships" xmlns:w="http://schemas.openxmlformats.org/wordprocessingml/2006/main" xmlns:w14="http://schemas.microsoft.com/office/word/2010/wordml" xmlns:w15="http://schemas.microsoft.com/office/word/2012/wordml" xmlns:w16cex="http://schemas.microsoft.com/office/word/2018/wordml/cex" xmlns:w16cid="http://schemas.microsoft.com/office/word/2016/wordml/cid" xmlns:w16="http://schemas.microsoft.com/office/word/2018/wordml" xmlns:w16du="http://schemas.microsoft.com/office/word/2023/wordml/word16du" xmlns:w16sdtdh="http://schemas.microsoft.com/office/word/2020/wordml/sdtdatahash" xmlns:w16sdtfl="http://schemas.microsoft.com/office/word/2024/wordml/sdtformatlock" xmlns:w16se="http://schemas.microsoft.com/office/word/2015/wordml/symex" mc:Ignorable="w14 w15 w16se w16cid w16 w16cex w16sdtdh w16sdtfl w16du">
+<w:styles xmlns:mc="http://schemas.openxmlformats.org/markup-compatibility/2006" xmlns:o="urn:schemas-microsoft-com:office:office" xmlns:r="http://schemas.openxmlformats.org/officeDocument/2006/relationships" xmlns:m="http://schemas.openxmlformats.org/officeDocument/2006/math" xmlns:v="urn:schemas-microsoft-com:vml" xmlns:w="http://schemas.openxmlformats.org/wordprocessingml/2006/main" xmlns:w14="http://schemas.microsoft.com/office/word/2010/wordml" xmlns:w10="urn:schemas-microsoft-com:office:word" xmlns:sl="http://schemas.openxmlformats.org/schemaLibrary/2006/main" xmlns:wpsCustomData="http://www.wps.cn/officeDocument/2013/wpsCustomData" mc:Ignorable="w14">
   <w:docDefaults>
     <w:rPrDefault>
       <w:rPr>
-        <w:rFonts w:asciiTheme="minorHAnsi" w:eastAsiaTheme="minorEastAsia" w:hAnsiTheme="minorHAnsi" w:cstheme="minorBidi"/>
-        <w:kern w:val="2"/>
-        <w:sz w:val="24"/>
-        <w:szCs w:val="24"/>
-        <w:lang w:val="en-US" w:eastAsia="en-US" w:bidi="ar-SA"/>
-        <w14:ligatures w14:val="standardContextual"/>
+        <w:rFonts w:asciiTheme="minorHAnsi" w:hAnsiTheme="minorHAnsi" w:eastAsiaTheme="minorEastAsia" w:cstheme="minorBidi"/>
       </w:rPr>
     </w:rPrDefault>
-    <w:pPrDefault>
-      <w:pPr>
-        <w:spacing w:after="160" w:line="278" w:lineRule="auto"/>
-      </w:pPr>
-    </w:pPrDefault>
+    <w:pPrDefault/>
   </w:docDefaults>
-  <w:latentStyles w:defLockedState="0" w:defUIPriority="99" w:defSemiHidden="0" w:defUnhideWhenUsed="0" w:defQFormat="0" w:count="376">
-    <w:lsdException w:name="Normal" w:uiPriority="0" w:qFormat="1"/>
-    <w:lsdException w:name="heading 1" w:uiPriority="9" w:qFormat="1"/>
-    <w:lsdException w:name="heading 2" w:semiHidden="1" w:uiPriority="9" w:unhideWhenUsed="1" w:qFormat="1"/>
-    <w:lsdException w:name="heading 3" w:semiHidden="1" w:uiPriority="9" w:unhideWhenUsed="1" w:qFormat="1"/>
-    <w:lsdException w:name="heading 4" w:semiHidden="1" w:uiPriority="9" w:unhideWhenUsed="1" w:qFormat="1"/>
-    <w:lsdException w:name="heading 5" w:semiHidden="1" w:uiPriority="9" w:unhideWhenUsed="1" w:qFormat="1"/>
-    <w:lsdException w:name="heading 6" w:semiHidden="1" w:uiPriority="9" w:unhideWhenUsed="1" w:qFormat="1"/>
-    <w:lsdException w:name="heading 7" w:semiHidden="1" w:uiPriority="9" w:unhideWhenUsed="1" w:qFormat="1"/>
-    <w:lsdException w:name="heading 8" w:semiHidden="1" w:uiPriority="9" w:unhideWhenUsed="1" w:qFormat="1"/>
-    <w:lsdException w:name="heading 9" w:semiHidden="1" w:uiPriority="9" w:unhideWhenUsed="1" w:qFormat="1"/>
-    <w:lsdException w:name="index 1" w:semiHidden="1" w:unhideWhenUsed="1"/>
-    <w:lsdException w:name="index 2" w:semiHidden="1" w:unhideWhenUsed="1"/>
-    <w:lsdException w:name="index 3" w:semiHidden="1" w:unhideWhenUsed="1"/>
-    <w:lsdException w:name="index 4" w:semiHidden="1" w:unhideWhenUsed="1"/>
-    <w:lsdException w:name="index 5" w:semiHidden="1" w:unhideWhenUsed="1"/>
-    <w:lsdException w:name="index 6" w:semiHidden="1" w:unhideWhenUsed="1"/>
-    <w:lsdException w:name="index 7" w:semiHidden="1" w:unhideWhenUsed="1"/>
-    <w:lsdException w:name="index 8" w:semiHidden="1" w:unhideWhenUsed="1"/>
-    <w:lsdException w:name="index 9" w:semiHidden="1" w:unhideWhenUsed="1"/>
-    <w:lsdException w:name="toc 1" w:semiHidden="1" w:uiPriority="39" w:unhideWhenUsed="1"/>
-    <w:lsdException w:name="toc 2" w:semiHidden="1" w:uiPriority="39" w:unhideWhenUsed="1"/>
-    <w:lsdException w:name="toc 3" w:semiHidden="1" w:uiPriority="39" w:unhideWhenUsed="1"/>
-    <w:lsdException w:name="toc 4" w:semiHidden="1" w:uiPriority="39" w:unhideWhenUsed="1"/>
-    <w:lsdException w:name="toc 5" w:semiHidden="1" w:uiPriority="39" w:unhideWhenUsed="1"/>
-    <w:lsdException w:name="toc 6" w:semiHidden="1" w:uiPriority="39" w:unhideWhenUsed="1"/>
-    <w:lsdException w:name="toc 7" w:semiHidden="1" w:uiPriority="39" w:unhideWhenUsed="1"/>
-    <w:lsdException w:name="toc 8" w:semiHidden="1" w:uiPriority="39" w:unhideWhenUsed="1"/>
-    <w:lsdException w:name="toc 9" w:semiHidden="1" w:uiPriority="39" w:unhideWhenUsed="1"/>
-    <w:lsdException w:name="Normal Indent" w:semiHidden="1" w:unhideWhenUsed="1"/>
-    <w:lsdException w:name="footnote text" w:semiHidden="1" w:unhideWhenUsed="1"/>
-    <w:lsdException w:name="annotation text" w:semiHidden="1" w:unhideWhenUsed="1"/>
-    <w:lsdException w:name="header" w:semiHidden="1" w:unhideWhenUsed="1"/>
-    <w:lsdException w:name="footer" w:semiHidden="1" w:unhideWhenUsed="1"/>
-    <w:lsdException w:name="index heading" w:semiHidden="1" w:unhideWhenUsed="1"/>
-    <w:lsdException w:name="caption" w:semiHidden="1" w:uiPriority="35" w:unhideWhenUsed="1" w:qFormat="1"/>
-    <w:lsdException w:name="table of figures" w:semiHidden="1" w:unhideWhenUsed="1"/>
-    <w:lsdException w:name="envelope address" w:semiHidden="1" w:unhideWhenUsed="1"/>
-    <w:lsdException w:name="envelope return" w:semiHidden="1" w:unhideWhenUsed="1"/>
-    <w:lsdException w:name="footnote reference" w:semiHidden="1" w:unhideWhenUsed="1"/>
-    <w:lsdException w:name="annotation reference" w:semiHidden="1" w:unhideWhenUsed="1"/>
-    <w:lsdException w:name="line number" w:semiHidden="1" w:unhideWhenUsed="1"/>
-    <w:lsdException w:name="page number" w:semiHidden="1" w:unhideWhenUsed="1"/>
-    <w:lsdException w:name="endnote reference" w:semiHidden="1" w:unhideWhenUsed="1"/>
-    <w:lsdException w:name="endnote text" w:semiHidden="1" w:unhideWhenUsed="1"/>
-    <w:lsdException w:name="table of authorities" w:semiHidden="1" w:unhideWhenUsed="1"/>
-    <w:lsdException w:name="macro" w:semiHidden="1" w:unhideWhenUsed="1"/>
-    <w:lsdException w:name="toa heading" w:semiHidden="1" w:unhideWhenUsed="1"/>
-    <w:lsdException w:name="List" w:semiHidden="1" w:unhideWhenUsed="1"/>
-    <w:lsdException w:name="List Bullet" w:semiHidden="1" w:unhideWhenUsed="1"/>
-    <w:lsdException w:name="List Number" w:semiHidden="1" w:unhideWhenUsed="1"/>
-    <w:lsdException w:name="List 2" w:semiHidden="1" w:unhideWhenUsed="1"/>
-    <w:lsdException w:name="List 3" w:semiHidden="1" w:unhideWhenUsed="1"/>
-    <w:lsdException w:name="List 4" w:semiHidden="1" w:unhideWhenUsed="1"/>
-    <w:lsdException w:name="List 5" w:semiHidden="1" w:unhideWhenUsed="1"/>
-    <w:lsdException w:name="List Bullet 2" w:semiHidden="1" w:unhideWhenUsed="1"/>
-    <w:lsdException w:name="List Bullet 3" w:semiHidden="1" w:unhideWhenUsed="1"/>
-    <w:lsdException w:name="List Bullet 4" w:semiHidden="1" w:unhideWhenUsed="1"/>
-    <w:lsdException w:name="List Bullet 5" w:semiHidden="1" w:unhideWhenUsed="1"/>
-    <w:lsdException w:name="List Number 2" w:semiHidden="1" w:unhideWhenUsed="1"/>
-    <w:lsdException w:name="List Number 3" w:semiHidden="1" w:unhideWhenUsed="1"/>
-    <w:lsdException w:name="List Number 4" w:semiHidden="1" w:unhideWhenUsed="1"/>
-    <w:lsdException w:name="List Number 5" w:semiHidden="1" w:unhideWhenUsed="1"/>
-    <w:lsdException w:name="Title" w:uiPriority="10" w:qFormat="1"/>
-    <w:lsdException w:name="Closing" w:semiHidden="1" w:unhideWhenUsed="1"/>
-    <w:lsdException w:name="Signature" w:semiHidden="1" w:unhideWhenUsed="1"/>
-    <w:lsdException w:name="Default Paragraph Font" w:semiHidden="1" w:uiPriority="1" w:unhideWhenUsed="1"/>
-    <w:lsdException w:name="Body Text" w:semiHidden="1" w:unhideWhenUsed="1"/>
-    <w:lsdException w:name="Body Text Indent" w:semiHidden="1" w:unhideWhenUsed="1"/>
-    <w:lsdException w:name="List Continue" w:semiHidden="1" w:unhideWhenUsed="1"/>
-    <w:lsdException w:name="List Continue 2" w:semiHidden="1" w:unhideWhenUsed="1"/>
-    <w:lsdException w:name="List Continue 3" w:semiHidden="1" w:unhideWhenUsed="1"/>
-    <w:lsdException w:name="List Continue 4" w:semiHidden="1" w:unhideWhenUsed="1"/>
-    <w:lsdException w:name="List Continue 5" w:semiHidden="1" w:unhideWhenUsed="1"/>
-    <w:lsdException w:name="Message Header" w:semiHidden="1" w:unhideWhenUsed="1"/>
-    <w:lsdException w:name="Subtitle" w:uiPriority="11" w:qFormat="1"/>
-    <w:lsdException w:name="Salutation" w:semiHidden="1" w:unhideWhenUsed="1"/>
-    <w:lsdException w:name="Date" w:semiHidden="1" w:unhideWhenUsed="1"/>
-    <w:lsdException w:name="Body Text First Indent" w:semiHidden="1" w:unhideWhenUsed="1"/>
-    <w:lsdException w:name="Body Text First Indent 2" w:semiHidden="1" w:unhideWhenUsed="1"/>
-    <w:lsdException w:name="Note Heading" w:semiHidden="1" w:unhideWhenUsed="1"/>
-    <w:lsdException w:name="Body Text 2" w:semiHidden="1" w:unhideWhenUsed="1"/>
-    <w:lsdException w:name="Body Text 3" w:semiHidden="1" w:unhideWhenUsed="1"/>
-    <w:lsdException w:name="Body Text Indent 2" w:semiHidden="1" w:unhideWhenUsed="1"/>
-    <w:lsdException w:name="Body Text Indent 3" w:semiHidden="1" w:unhideWhenUsed="1"/>
-    <w:lsdException w:name="Block Text" w:semiHidden="1" w:unhideWhenUsed="1"/>
-    <w:lsdException w:name="Hyperlink" w:semiHidden="1" w:unhideWhenUsed="1"/>
-    <w:lsdException w:name="FollowedHyperlink" w:semiHidden="1" w:unhideWhenUsed="1"/>
-    <w:lsdException w:name="Strong" w:uiPriority="22" w:qFormat="1"/>
-    <w:lsdException w:name="Emphasis" w:uiPriority="20" w:qFormat="1"/>
-    <w:lsdException w:name="Document Map" w:semiHidden="1" w:unhideWhenUsed="1"/>
-    <w:lsdException w:name="Plain Text" w:semiHidden="1" w:unhideWhenUsed="1"/>
-    <w:lsdException w:name="E-mail Signature" w:semiHidden="1" w:unhideWhenUsed="1"/>
-    <w:lsdException w:name="HTML Top of Form" w:semiHidden="1" w:unhideWhenUsed="1"/>
-    <w:lsdException w:name="HTML Bottom of Form" w:semiHidden="1" w:unhideWhenUsed="1"/>
-    <w:lsdException w:name="Normal (Web)" w:semiHidden="1" w:unhideWhenUsed="1"/>
-    <w:lsdException w:name="HTML Acronym" w:semiHidden="1" w:unhideWhenUsed="1"/>
-    <w:lsdException w:name="HTML Address" w:semiHidden="1" w:unhideWhenUsed="1"/>
-    <w:lsdException w:name="HTML Cite" w:semiHidden="1" w:unhideWhenUsed="1"/>
-    <w:lsdException w:name="HTML Code" w:semiHidden="1" w:unhideWhenUsed="1"/>
-    <w:lsdException w:name="HTML Definition" w:semiHidden="1" w:unhideWhenUsed="1"/>
-    <w:lsdException w:name="HTML Keyboard" w:semiHidden="1" w:unhideWhenUsed="1"/>
-    <w:lsdException w:name="HTML Preformatted" w:semiHidden="1" w:unhideWhenUsed="1"/>
-    <w:lsdException w:name="HTML Sample" w:semiHidden="1" w:unhideWhenUsed="1"/>
-    <w:lsdException w:name="HTML Typewriter" w:semiHidden="1" w:unhideWhenUsed="1"/>
-    <w:lsdException w:name="HTML Variable" w:semiHidden="1" w:unhideWhenUsed="1"/>
-    <w:lsdException w:name="Normal Table" w:semiHidden="1" w:unhideWhenUsed="1"/>
-    <w:lsdException w:name="annotation subject" w:semiHidden="1" w:unhideWhenUsed="1"/>
-    <w:lsdException w:name="No List" w:semiHidden="1" w:unhideWhenUsed="1"/>
-    <w:lsdException w:name="Outline List 1" w:semiHidden="1" w:unhideWhenUsed="1"/>
-    <w:lsdException w:name="Outline List 2" w:semiHidden="1" w:unhideWhenUsed="1"/>
-    <w:lsdException w:name="Outline List 3" w:semiHidden="1" w:unhideWhenUsed="1"/>
-    <w:lsdException w:name="Table Simple 1" w:semiHidden="1" w:unhideWhenUsed="1"/>
-    <w:lsdException w:name="Table Simple 2" w:semiHidden="1" w:unhideWhenUsed="1"/>
-    <w:lsdException w:name="Table Simple 3" w:semiHidden="1" w:unhideWhenUsed="1"/>
-    <w:lsdException w:name="Table Classic 1" w:semiHidden="1" w:unhideWhenUsed="1"/>
-    <w:lsdException w:name="Table Classic 2" w:semiHidden="1" w:unhideWhenUsed="1"/>
-    <w:lsdException w:name="Table Classic 3" w:semiHidden="1" w:unhideWhenUsed="1"/>
-    <w:lsdException w:name="Table Classic 4" w:semiHidden="1" w:unhideWhenUsed="1"/>
-    <w:lsdException w:name="Table Colorful 1" w:semiHidden="1" w:unhideWhenUsed="1"/>
-    <w:lsdException w:name="Table Colorful 2" w:semiHidden="1" w:unhideWhenUsed="1"/>
-    <w:lsdException w:name="Table Colorful 3" w:semiHidden="1" w:unhideWhenUsed="1"/>
-    <w:lsdException w:name="Table Columns 1" w:semiHidden="1" w:unhideWhenUsed="1"/>
-    <w:lsdException w:name="Table Columns 2" w:semiHidden="1" w:unhideWhenUsed="1"/>
-    <w:lsdException w:name="Table Columns 3" w:semiHidden="1" w:unhideWhenUsed="1"/>
-    <w:lsdException w:name="Table Columns 4" w:semiHidden="1" w:unhideWhenUsed="1"/>
-    <w:lsdException w:name="Table Columns 5" w:semiHidden="1" w:unhideWhenUsed="1"/>
-    <w:lsdException w:name="Table Grid 1" w:semiHidden="1" w:unhideWhenUsed="1"/>
-    <w:lsdException w:name="Table Grid 2" w:semiHidden="1" w:unhideWhenUsed="1"/>
-    <w:lsdException w:name="Table Grid 3" w:semiHidden="1" w:unhideWhenUsed="1"/>
-    <w:lsdException w:name="Table Grid 4" w:semiHidden="1" w:unhideWhenUsed="1"/>
-    <w:lsdException w:name="Table Grid 5" w:semiHidden="1" w:unhideWhenUsed="1"/>
-    <w:lsdException w:name="Table Grid 6" w:semiHidden="1" w:unhideWhenUsed="1"/>
-    <w:lsdException w:name="Table Grid 7" w:semiHidden="1" w:unhideWhenUsed="1"/>
-    <w:lsdException w:name="Table Grid 8" w:semiHidden="1" w:unhideWhenUsed="1"/>
-    <w:lsdException w:name="Table List 1" w:semiHidden="1" w:unhideWhenUsed="1"/>
-    <w:lsdException w:name="Table List 2" w:semiHidden="1" w:unhideWhenUsed="1"/>
-    <w:lsdException w:name="Table List 3" w:semiHidden="1" w:unhideWhenUsed="1"/>
-    <w:lsdException w:name="Table List 4" w:semiHidden="1" w:unhideWhenUsed="1"/>
-    <w:lsdException w:name="Table List 5" w:semiHidden="1" w:unhideWhenUsed="1"/>
-    <w:lsdException w:name="Table List 6" w:semiHidden="1" w:unhideWhenUsed="1"/>
-    <w:lsdException w:name="Table List 7" w:semiHidden="1" w:unhideWhenUsed="1"/>
-    <w:lsdException w:name="Table List 8" w:semiHidden="1" w:unhideWhenUsed="1"/>
-    <w:lsdException w:name="Table 3D effects 1" w:semiHidden="1" w:unhideWhenUsed="1"/>
-    <w:lsdException w:name="Table 3D effects 2" w:semiHidden="1" w:unhideWhenUsed="1"/>
-    <w:lsdException w:name="Table 3D effects 3" w:semiHidden="1" w:unhideWhenUsed="1"/>
-    <w:lsdException w:name="Table Contemporary" w:semiHidden="1" w:unhideWhenUsed="1"/>
-    <w:lsdException w:name="Table Elegant" w:semiHidden="1" w:unhideWhenUsed="1"/>
-    <w:lsdException w:name="Table Professional" w:semiHidden="1" w:unhideWhenUsed="1"/>
-    <w:lsdException w:name="Table Subtle 1" w:semiHidden="1" w:unhideWhenUsed="1"/>
-    <w:lsdException w:name="Table Subtle 2" w:semiHidden="1" w:unhideWhenUsed="1"/>
-    <w:lsdException w:name="Table Web 1" w:semiHidden="1" w:unhideWhenUsed="1"/>
-    <w:lsdException w:name="Table Web 2" w:semiHidden="1" w:unhideWhenUsed="1"/>
-    <w:lsdException w:name="Table Web 3" w:semiHidden="1" w:unhideWhenUsed="1"/>
-    <w:lsdException w:name="Balloon Text" w:semiHidden="1" w:unhideWhenUsed="1"/>
-    <w:lsdException w:name="Table Grid" w:uiPriority="39"/>
-    <w:lsdException w:name="Table Theme" w:semiHidden="1" w:unhideWhenUsed="1"/>
-    <w:lsdException w:name="Placeholder Text" w:semiHidden="1"/>
-    <w:lsdException w:name="No Spacing" w:uiPriority="1" w:qFormat="1"/>
-    <w:lsdException w:name="Light Shading" w:uiPriority="60"/>
-    <w:lsdException w:name="Light List" w:uiPriority="61"/>
-    <w:lsdException w:name="Light Grid" w:uiPriority="62"/>
-    <w:lsdException w:name="Medium Shading 1" w:uiPriority="63"/>
-    <w:lsdException w:name="Medium Shading 2" w:uiPriority="64"/>
-    <w:lsdException w:name="Medium List 1" w:uiPriority="65"/>
-    <w:lsdException w:name="Medium List 2" w:uiPriority="66"/>
-    <w:lsdException w:name="Medium Grid 1" w:uiPriority="67"/>
-    <w:lsdException w:name="Medium Grid 2" w:uiPriority="68"/>
-    <w:lsdException w:name="Medium Grid 3" w:uiPriority="69"/>
-    <w:lsdException w:name="Dark List" w:uiPriority="70"/>
-    <w:lsdException w:name="Colorful Shading" w:uiPriority="71"/>
-    <w:lsdException w:name="Colorful List" w:uiPriority="72"/>
-    <w:lsdException w:name="Colorful Grid" w:uiPriority="73"/>
-    <w:lsdException w:name="Light Shading Accent 1" w:uiPriority="60"/>
-    <w:lsdException w:name="Light List Accent 1" w:uiPriority="61"/>
-    <w:lsdException w:name="Light Grid Accent 1" w:uiPriority="62"/>
-    <w:lsdException w:name="Medium Shading 1 Accent 1" w:uiPriority="63"/>
-    <w:lsdException w:name="Medium Shading 2 Accent 1" w:uiPriority="64"/>
-    <w:lsdException w:name="Medium List 1 Accent 1" w:uiPriority="65"/>
-    <w:lsdException w:name="Revision" w:semiHidden="1"/>
-    <w:lsdException w:name="List Paragraph" w:uiPriority="34" w:qFormat="1"/>
-    <w:lsdException w:name="Quote" w:uiPriority="29" w:qFormat="1"/>
-    <w:lsdException w:name="Intense Quote" w:uiPriority="30" w:qFormat="1"/>
-    <w:lsdException w:name="Medium List 2 Accent 1" w:uiPriority="66"/>
-    <w:lsdException w:name="Medium Grid 1 Accent 1" w:uiPriority="67"/>
-    <w:lsdException w:name="Medium Grid 2 Accent 1" w:uiPriority="68"/>
-    <w:lsdException w:name="Medium Grid 3 Accent 1" w:uiPriority="69"/>
-    <w:lsdException w:name="Dark List Accent 1" w:uiPriority="70"/>
-    <w:lsdException w:name="Colorful Shading Accent 1" w:uiPriority="71"/>
-    <w:lsdException w:name="Colorful List Accent 1" w:uiPriority="72"/>
-    <w:lsdException w:name="Colorful Grid Accent 1" w:uiPriority="73"/>
-    <w:lsdException w:name="Light Shading Accent 2" w:uiPriority="60"/>
-    <w:lsdException w:name="Light List Accent 2" w:uiPriority="61"/>
-    <w:lsdException w:name="Light Grid Accent 2" w:uiPriority="62"/>
-    <w:lsdException w:name="Medium Shading 1 Accent 2" w:uiPriority="63"/>
-    <w:lsdException w:name="Medium Shading 2 Accent 2" w:uiPriority="64"/>
-    <w:lsdException w:name="Medium List 1 Accent 2" w:uiPriority="65"/>
-    <w:lsdException w:name="Medium List 2 Accent 2" w:uiPriority="66"/>
-    <w:lsdException w:name="Medium Grid 1 Accent 2" w:uiPriority="67"/>
-    <w:lsdException w:name="Medium Grid 2 Accent 2" w:uiPriority="68"/>
-    <w:lsdException w:name="Medium Grid 3 Accent 2" w:uiPriority="69"/>
-    <w:lsdException w:name="Dark List Accent 2" w:uiPriority="70"/>
-    <w:lsdException w:name="Colorful Shading Accent 2" w:uiPriority="71"/>
-    <w:lsdException w:name="Colorful List Accent 2" w:uiPriority="72"/>
-    <w:lsdException w:name="Colorful Grid Accent 2" w:uiPriority="73"/>
-    <w:lsdException w:name="Light Shading Accent 3" w:uiPriority="60"/>
-    <w:lsdException w:name="Light List Accent 3" w:uiPriority="61"/>
-    <w:lsdException w:name="Light Grid Accent 3" w:uiPriority="62"/>
-    <w:lsdException w:name="Medium Shading 1 Accent 3" w:uiPriority="63"/>
-    <w:lsdException w:name="Medium Shading 2 Accent 3" w:uiPriority="64"/>
-    <w:lsdException w:name="Medium List 1 Accent 3" w:uiPriority="65"/>
-    <w:lsdException w:name="Medium List 2 Accent 3" w:uiPriority="66"/>
-    <w:lsdException w:name="Medium Grid 1 Accent 3" w:uiPriority="67"/>
-    <w:lsdException w:name="Medium Grid 2 Accent 3" w:uiPriority="68"/>
-    <w:lsdException w:name="Medium Grid 3 Accent 3" w:uiPriority="69"/>
-    <w:lsdException w:name="Dark List Accent 3" w:uiPriority="70"/>
-    <w:lsdException w:name="Colorful Shading Accent 3" w:uiPriority="71"/>
-    <w:lsdException w:name="Colorful List Accent 3" w:uiPriority="72"/>
-    <w:lsdException w:name="Colorful Grid Accent 3" w:uiPriority="73"/>
-    <w:lsdException w:name="Light Shading Accent 4" w:uiPriority="60"/>
-    <w:lsdException w:name="Light List Accent 4" w:uiPriority="61"/>
-    <w:lsdException w:name="Light Grid Accent 4" w:uiPriority="62"/>
-    <w:lsdException w:name="Medium Shading 1 Accent 4" w:uiPriority="63"/>
-    <w:lsdException w:name="Medium Shading 2 Accent 4" w:uiPriority="64"/>
-    <w:lsdException w:name="Medium List 1 Accent 4" w:uiPriority="65"/>
-    <w:lsdException w:name="Medium List 2 Accent 4" w:uiPriority="66"/>
-    <w:lsdException w:name="Medium Grid 1 Accent 4" w:uiPriority="67"/>
-    <w:lsdException w:name="Medium Grid 2 Accent 4" w:uiPriority="68"/>
-    <w:lsdException w:name="Medium Grid 3 Accent 4" w:uiPriority="69"/>
-    <w:lsdException w:name="Dark List Accent 4" w:uiPriority="70"/>
-    <w:lsdException w:name="Colorful Shading Accent 4" w:uiPriority="71"/>
-    <w:lsdException w:name="Colorful List Accent 4" w:uiPriority="72"/>
-    <w:lsdException w:name="Colorful Grid Accent 4" w:uiPriority="73"/>
-    <w:lsdException w:name="Light Shading Accent 5" w:uiPriority="60"/>
-    <w:lsdException w:name="Light List Accent 5" w:uiPriority="61"/>
-    <w:lsdException w:name="Light Grid Accent 5" w:uiPriority="62"/>
-    <w:lsdException w:name="Medium Shading 1 Accent 5" w:uiPriority="63"/>
-    <w:lsdException w:name="Medium Shading 2 Accent 5" w:uiPriority="64"/>
-    <w:lsdException w:name="Medium List 1 Accent 5" w:uiPriority="65"/>
-    <w:lsdException w:name="Medium List 2 Accent 5" w:uiPriority="66"/>
-    <w:lsdException w:name="Medium Grid 1 Accent 5" w:uiPriority="67"/>
-    <w:lsdException w:name="Medium Grid 2 Accent 5" w:uiPriority="68"/>
-    <w:lsdException w:name="Medium Grid 3 Accent 5" w:uiPriority="69"/>
-    <w:lsdException w:name="Dark List Accent 5" w:uiPriority="70"/>
-    <w:lsdException w:name="Colorful Shading Accent 5" w:uiPriority="71"/>
-    <w:lsdException w:name="Colorful List Accent 5" w:uiPriority="72"/>
-    <w:lsdException w:name="Colorful Grid Accent 5" w:uiPriority="73"/>
-    <w:lsdException w:name="Light Shading Accent 6" w:uiPriority="60"/>
-    <w:lsdException w:name="Light List Accent 6" w:uiPriority="61"/>
-    <w:lsdException w:name="Light Grid Accent 6" w:uiPriority="62"/>
-    <w:lsdException w:name="Medium Shading 1 Accent 6" w:uiPriority="63"/>
-    <w:lsdException w:name="Medium Shading 2 Accent 6" w:uiPriority="64"/>
-    <w:lsdException w:name="Medium List 1 Accent 6" w:uiPriority="65"/>
-    <w:lsdException w:name="Medium List 2 Accent 6" w:uiPriority="66"/>
-    <w:lsdException w:name="Medium Grid 1 Accent 6" w:uiPriority="67"/>
-    <w:lsdException w:name="Medium Grid 2 Accent 6" w:uiPriority="68"/>
-    <w:lsdException w:name="Medium Grid 3 Accent 6" w:uiPriority="69"/>
-    <w:lsdException w:name="Dark List Accent 6" w:uiPriority="70"/>
-    <w:lsdException w:name="Colorful Shading Accent 6" w:uiPriority="71"/>
-    <w:lsdException w:name="Colorful List Accent 6" w:uiPriority="72"/>
-    <w:lsdException w:name="Colorful Grid Accent 6" w:uiPriority="73"/>
-    <w:lsdException w:name="Subtle Emphasis" w:uiPriority="19" w:qFormat="1"/>
-    <w:lsdException w:name="Intense Emphasis" w:uiPriority="21" w:qFormat="1"/>
-    <w:lsdException w:name="Subtle Reference" w:uiPriority="31" w:qFormat="1"/>
-    <w:lsdException w:name="Intense Reference" w:uiPriority="32" w:qFormat="1"/>
-    <w:lsdException w:name="Book Title" w:uiPriority="33" w:qFormat="1"/>
-    <w:lsdException w:name="Bibliography" w:semiHidden="1" w:uiPriority="37" w:unhideWhenUsed="1"/>
-    <w:lsdException w:name="TOC Heading" w:semiHidden="1" w:uiPriority="39" w:unhideWhenUsed="1" w:qFormat="1"/>
-    <w:lsdException w:name="Plain Table 1" w:uiPriority="41"/>
-    <w:lsdException w:name="Plain Table 2" w:uiPriority="42"/>
-    <w:lsdException w:name="Plain Table 3" w:uiPriority="43"/>
-    <w:lsdException w:name="Plain Table 4" w:uiPriority="44"/>
-    <w:lsdException w:name="Plain Table 5" w:uiPriority="45"/>
-    <w:lsdException w:name="Grid Table Light" w:uiPriority="40"/>
-    <w:lsdException w:name="Grid Table 1 Light" w:uiPriority="46"/>
-    <w:lsdException w:name="Grid Table 2" w:uiPriority="47"/>
-    <w:lsdException w:name="Grid Table 3" w:uiPriority="48"/>
-    <w:lsdException w:name="Grid Table 4" w:uiPriority="49"/>
-    <w:lsdException w:name="Grid Table 5 Dark" w:uiPriority="50"/>
-    <w:lsdException w:name="Grid Table 6 Colorful" w:uiPriority="51"/>
-    <w:lsdException w:name="Grid Table 7 Colorful" w:uiPriority="52"/>
-    <w:lsdException w:name="Grid Table 1 Light Accent 1" w:uiPriority="46"/>
-    <w:lsdException w:name="Grid Table 2 Accent 1" w:uiPriority="47"/>
-    <w:lsdException w:name="Grid Table 3 Accent 1" w:uiPriority="48"/>
-    <w:lsdException w:name="Grid Table 4 Accent 1" w:uiPriority="49"/>
-    <w:lsdException w:name="Grid Table 5 Dark Accent 1" w:uiPriority="50"/>
-    <w:lsdException w:name="Grid Table 6 Colorful Accent 1" w:uiPriority="51"/>
-    <w:lsdException w:name="Grid Table 7 Colorful Accent 1" w:uiPriority="52"/>
-    <w:lsdException w:name="Grid Table 1 Light Accent 2" w:uiPriority="46"/>
-    <w:lsdException w:name="Grid Table 2 Accent 2" w:uiPriority="47"/>
-    <w:lsdException w:name="Grid Table 3 Accent 2" w:uiPriority="48"/>
-    <w:lsdException w:name="Grid Table 4 Accent 2" w:uiPriority="49"/>
-    <w:lsdException w:name="Grid Table 5 Dark Accent 2" w:uiPriority="50"/>
-    <w:lsdException w:name="Grid Table 6 Colorful Accent 2" w:uiPriority="51"/>
-    <w:lsdException w:name="Grid Table 7 Colorful Accent 2" w:uiPriority="52"/>
-    <w:lsdException w:name="Grid Table 1 Light Accent 3" w:uiPriority="46"/>
-    <w:lsdException w:name="Grid Table 2 Accent 3" w:uiPriority="47"/>
-    <w:lsdException w:name="Grid Table 3 Accent 3" w:uiPriority="48"/>
-    <w:lsdException w:name="Grid Table 4 Accent 3" w:uiPriority="49"/>
-    <w:lsdException w:name="Grid Table 5 Dark Accent 3" w:uiPriority="50"/>
-    <w:lsdException w:name="Grid Table 6 Colorful Accent 3" w:uiPriority="51"/>
-    <w:lsdException w:name="Grid Table 7 Colorful Accent 3" w:uiPriority="52"/>
-    <w:lsdException w:name="Grid Table 1 Light Accent 4" w:uiPriority="46"/>
-    <w:lsdException w:name="Grid Table 2 Accent 4" w:uiPriority="47"/>
-    <w:lsdException w:name="Grid Table 3 Accent 4" w:uiPriority="48"/>
-    <w:lsdException w:name="Grid Table 4 Accent 4" w:uiPriority="49"/>
-    <w:lsdException w:name="Grid Table 5 Dark Accent 4" w:uiPriority="50"/>
-    <w:lsdException w:name="Grid Table 6 Colorful Accent 4" w:uiPriority="51"/>
-    <w:lsdException w:name="Grid Table 7 Colorful Accent 4" w:uiPriority="52"/>
-    <w:lsdException w:name="Grid Table 1 Light Accent 5" w:uiPriority="46"/>
-    <w:lsdException w:name="Grid Table 2 Accent 5" w:uiPriority="47"/>
-    <w:lsdException w:name="Grid Table 3 Accent 5" w:uiPriority="48"/>
-    <w:lsdException w:name="Grid Table 4 Accent 5" w:uiPriority="49"/>
-    <w:lsdException w:name="Grid Table 5 Dark Accent 5" w:uiPriority="50"/>
-    <w:lsdException w:name="Grid Table 6 Colorful Accent 5" w:uiPriority="51"/>
-    <w:lsdException w:name="Grid Table 7 Colorful Accent 5" w:uiPriority="52"/>
-    <w:lsdException w:name="Grid Table 1 Light Accent 6" w:uiPriority="46"/>
-    <w:lsdException w:name="Grid Table 2 Accent 6" w:uiPriority="47"/>
-    <w:lsdException w:name="Grid Table 3 Accent 6" w:uiPriority="48"/>
-    <w:lsdException w:name="Grid Table 4 Accent 6" w:uiPriority="49"/>
-    <w:lsdException w:name="Grid Table 5 Dark Accent 6" w:uiPriority="50"/>
-    <w:lsdException w:name="Grid Table 6 Colorful Accent 6" w:uiPriority="51"/>
-    <w:lsdException w:name="Grid Table 7 Colorful Accent 6" w:uiPriority="52"/>
-    <w:lsdException w:name="List Table 1 Light" w:uiPriority="46"/>
-    <w:lsdException w:name="List Table 2" w:uiPriority="47"/>
-    <w:lsdException w:name="List Table 3" w:uiPriority="48"/>
-    <w:lsdException w:name="List Table 4" w:uiPriority="49"/>
-    <w:lsdException w:name="List Table 5 Dark" w:uiPriority="50"/>
-    <w:lsdException w:name="List Table 6 Colorful" w:uiPriority="51"/>
-    <w:lsdException w:name="List Table 7 Colorful" w:uiPriority="52"/>
-    <w:lsdException w:name="List Table 1 Light Accent 1" w:uiPriority="46"/>
-    <w:lsdException w:name="List Table 2 Accent 1" w:uiPriority="47"/>
-    <w:lsdException w:name="List Table 3 Accent 1" w:uiPriority="48"/>
-    <w:lsdException w:name="List Table 4 Accent 1" w:uiPriority="49"/>
-    <w:lsdException w:name="List Table 5 Dark Accent 1" w:uiPriority="50"/>
-    <w:lsdException w:name="List Table 6 Colorful Accent 1" w:uiPriority="51"/>
-    <w:lsdException w:name="List Table 7 Colorful Accent 1" w:uiPriority="52"/>
-    <w:lsdException w:name="List Table 1 Light Accent 2" w:uiPriority="46"/>
-    <w:lsdException w:name="List Table 2 Accent 2" w:uiPriority="47"/>
-    <w:lsdException w:name="List Table 3 Accent 2" w:uiPriority="48"/>
-    <w:lsdException w:name="List Table 4 Accent 2" w:uiPriority="49"/>
-    <w:lsdException w:name="List Table 5 Dark Accent 2" w:uiPriority="50"/>
-    <w:lsdException w:name="List Table 6 Colorful Accent 2" w:uiPriority="51"/>
-    <w:lsdException w:name="List Table 7 Colorful Accent 2" w:uiPriority="52"/>
-    <w:lsdException w:name="List Table 1 Light Accent 3" w:uiPriority="46"/>
-    <w:lsdException w:name="List Table 2 Accent 3" w:uiPriority="47"/>
-    <w:lsdException w:name="List Table 3 Accent 3" w:uiPriority="48"/>
-    <w:lsdException w:name="List Table 4 Accent 3" w:uiPriority="49"/>
-    <w:lsdException w:name="List Table 5 Dark Accent 3" w:uiPriority="50"/>
-    <w:lsdException w:name="List Table 6 Colorful Accent 3" w:uiPriority="51"/>
-    <w:lsdException w:name="List Table 7 Colorful Accent 3" w:uiPriority="52"/>
-    <w:lsdException w:name="List Table 1 Light Accent 4" w:uiPriority="46"/>
-    <w:lsdException w:name="List Table 2 Accent 4" w:uiPriority="47"/>
-    <w:lsdException w:name="List Table 3 Accent 4" w:uiPriority="48"/>
-    <w:lsdException w:name="List Table 4 Accent 4" w:uiPriority="49"/>
-    <w:lsdException w:name="List Table 5 Dark Accent 4" w:uiPriority="50"/>
-    <w:lsdException w:name="List Table 6 Colorful Accent 4" w:uiPriority="51"/>
-    <w:lsdException w:name="List Table 7 Colorful Accent 4" w:uiPriority="52"/>
-    <w:lsdException w:name="List Table 1 Light Accent 5" w:uiPriority="46"/>
-    <w:lsdException w:name="List Table 2 Accent 5" w:uiPriority="47"/>
-    <w:lsdException w:name="List Table 3 Accent 5" w:uiPriority="48"/>
-    <w:lsdException w:name="List Table 4 Accent 5" w:uiPriority="49"/>
-    <w:lsdException w:name="List Table 5 Dark Accent 5" w:uiPriority="50"/>
-    <w:lsdException w:name="List Table 6 Colorful Accent 5" w:uiPriority="51"/>
-    <w:lsdException w:name="List Table 7 Colorful Accent 5" w:uiPriority="52"/>
-    <w:lsdException w:name="List Table 1 Light Accent 6" w:uiPriority="46"/>
-    <w:lsdException w:name="List Table 2 Accent 6" w:uiPriority="47"/>
-    <w:lsdException w:name="List Table 3 Accent 6" w:uiPriority="48"/>
-    <w:lsdException w:name="List Table 4 Accent 6" w:uiPriority="49"/>
-    <w:lsdException w:name="List Table 5 Dark Accent 6" w:uiPriority="50"/>
-    <w:lsdException w:name="List Table 6 Colorful Accent 6" w:uiPriority="51"/>
-    <w:lsdException w:name="List Table 7 Colorful Accent 6" w:uiPriority="52"/>
-    <w:lsdException w:name="Mention" w:semiHidden="1" w:unhideWhenUsed="1"/>
-    <w:lsdException w:name="Smart Hyperlink" w:semiHidden="1" w:unhideWhenUsed="1"/>
-    <w:lsdException w:name="Hashtag" w:semiHidden="1" w:unhideWhenUsed="1"/>
-    <w:lsdException w:name="Unresolved Mention" w:semiHidden="1" w:unhideWhenUsed="1"/>
-    <w:lsdException w:name="Smart Link" w:semiHidden="1" w:unhideWhenUsed="1"/>
+  <w:latentStyles w:count="260" w:defQFormat="0" w:defUnhideWhenUsed="1" w:defSemiHidden="1" w:defUIPriority="99" w:defLockedState="0">
+    <w:lsdException w:qFormat="1" w:unhideWhenUsed="0" w:uiPriority="0" w:semiHidden="0" w:name="Normal"/>
+    <w:lsdException w:qFormat="1" w:unhideWhenUsed="0" w:uiPriority="9" w:semiHidden="0" w:name="heading 1"/>
+    <w:lsdException w:qFormat="1" w:uiPriority="9" w:name="heading 2"/>
+    <w:lsdException w:qFormat="1" w:uiPriority="9" w:name="heading 3"/>
+    <w:lsdException w:qFormat="1" w:uiPriority="9" w:name="heading 4"/>
+    <w:lsdException w:qFormat="1" w:uiPriority="9" w:name="heading 5"/>
+    <w:lsdException w:qFormat="1" w:uiPriority="9" w:name="heading 6"/>
+    <w:lsdException w:qFormat="1" w:uiPriority="9" w:name="heading 7"/>
+    <w:lsdException w:qFormat="1" w:uiPriority="9" w:name="heading 8"/>
+    <w:lsdException w:qFormat="1" w:uiPriority="9" w:name="heading 9"/>
+    <w:lsdException w:uiPriority="99" w:name="index 1"/>
+    <w:lsdException w:uiPriority="99" w:name="index 2"/>
+    <w:lsdException w:uiPriority="99" w:name="index 3"/>
+    <w:lsdException w:uiPriority="99" w:name="index 4"/>
+    <w:lsdException w:uiPriority="99" w:name="index 5"/>
+    <w:lsdException w:uiPriority="99" w:name="index 6"/>
+    <w:lsdException w:uiPriority="99" w:name="index 7"/>
+    <w:lsdException w:uiPriority="99" w:name="index 8"/>
+    <w:lsdException w:uiPriority="99" w:name="index 9"/>
+    <w:lsdException w:uiPriority="39" w:name="toc 1"/>
+    <w:lsdException w:uiPriority="39" w:name="toc 2"/>
+    <w:lsdException w:uiPriority="39" w:name="toc 3"/>
+    <w:lsdException w:uiPriority="39" w:name="toc 4"/>
+    <w:lsdException w:uiPriority="39" w:name="toc 5"/>
+    <w:lsdException w:uiPriority="39" w:name="toc 6"/>
+    <w:lsdException w:uiPriority="39" w:name="toc 7"/>
+    <w:lsdException w:uiPriority="39" w:name="toc 8"/>
+    <w:lsdException w:uiPriority="39" w:name="toc 9"/>
+    <w:lsdException w:uiPriority="99" w:name="Normal Indent"/>
+    <w:lsdException w:uiPriority="99" w:name="footnote text"/>
+    <w:lsdException w:uiPriority="99" w:name="annotation text"/>
+    <w:lsdException w:uiPriority="99" w:name="header"/>
+    <w:lsdException w:uiPriority="99" w:name="footer"/>
+    <w:lsdException w:uiPriority="99" w:name="index heading"/>
+    <w:lsdException w:qFormat="1" w:uiPriority="35" w:name="caption"/>
+    <w:lsdException w:uiPriority="99" w:name="table of figures"/>
+    <w:lsdException w:uiPriority="99" w:name="envelope address"/>
+    <w:lsdException w:uiPriority="99" w:name="envelope return"/>
+    <w:lsdException w:uiPriority="99" w:name="footnote reference"/>
+    <w:lsdException w:uiPriority="99" w:name="annotation reference"/>
+    <w:lsdException w:uiPriority="99" w:name="line number"/>
+    <w:lsdException w:uiPriority="99" w:name="page number"/>
+    <w:lsdException w:uiPriority="99" w:name="endnote reference"/>
+    <w:lsdException w:uiPriority="99" w:name="endnote text"/>
+    <w:lsdException w:uiPriority="99" w:name="table of authorities"/>
+    <w:lsdException w:uiPriority="99" w:name="macro"/>
+    <w:lsdException w:uiPriority="99" w:name="toa heading"/>
+    <w:lsdException w:uiPriority="99" w:name="List"/>
+    <w:lsdException w:uiPriority="99" w:name="List Bullet"/>
+    <w:lsdException w:uiPriority="99" w:name="List Number"/>
+    <w:lsdException w:uiPriority="99" w:name="List 2"/>
+    <w:lsdException w:uiPriority="99" w:name="List 3"/>
+    <w:lsdException w:uiPriority="99" w:name="List 4"/>
+    <w:lsdException w:uiPriority="99" w:name="List 5"/>
+    <w:lsdException w:uiPriority="99" w:name="List Bullet 2"/>
+    <w:lsdException w:uiPriority="99" w:name="List Bullet 3"/>
+    <w:lsdException w:uiPriority="99" w:name="List Bullet 4"/>
+    <w:lsdException w:uiPriority="99" w:name="List Bullet 5"/>
+    <w:lsdException w:uiPriority="99" w:name="List Number 2"/>
+    <w:lsdException w:uiPriority="99" w:name="List Number 3"/>
+    <w:lsdException w:uiPriority="99" w:name="List Number 4"/>
+    <w:lsdException w:uiPriority="99" w:name="List Number 5"/>
+    <w:lsdException w:qFormat="1" w:unhideWhenUsed="0" w:uiPriority="10" w:semiHidden="0" w:name="Title"/>
+    <w:lsdException w:uiPriority="99" w:name="Closing"/>
+    <w:lsdException w:uiPriority="99" w:name="Signature"/>
+    <w:lsdException w:qFormat="1" w:uiPriority="1" w:semiHidden="0" w:name="Default Paragraph Font"/>
+    <w:lsdException w:uiPriority="99" w:name="Body Text"/>
+    <w:lsdException w:uiPriority="99" w:name="Body Text Indent"/>
+    <w:lsdException w:uiPriority="99" w:name="List Continue"/>
+    <w:lsdException w:uiPriority="99" w:name="List Continue 2"/>
+    <w:lsdException w:uiPriority="99" w:name="List Continue 3"/>
+    <w:lsdException w:uiPriority="99" w:name="List Continue 4"/>
+    <w:lsdException w:uiPriority="99" w:name="List Continue 5"/>
+    <w:lsdException w:uiPriority="99" w:name="Message Header"/>
+    <w:lsdException w:qFormat="1" w:unhideWhenUsed="0" w:uiPriority="11" w:semiHidden="0" w:name="Subtitle"/>
+    <w:lsdException w:uiPriority="99" w:name="Salutation"/>
+    <w:lsdException w:uiPriority="99" w:name="Date"/>
+    <w:lsdException w:uiPriority="99" w:name="Body Text First Indent"/>
+    <w:lsdException w:uiPriority="99" w:name="Body Text First Indent 2"/>
+    <w:lsdException w:uiPriority="99" w:name="Note Heading"/>
+    <w:lsdException w:uiPriority="99" w:name="Body Text 2"/>
+    <w:lsdException w:uiPriority="99" w:name="Body Text 3"/>
+    <w:lsdException w:uiPriority="99" w:name="Body Text Indent 2"/>
+    <w:lsdException w:uiPriority="99" w:name="Body Text Indent 3"/>
+    <w:lsdException w:uiPriority="99" w:name="Block Text"/>
+    <w:lsdException w:uiPriority="99" w:name="Hyperlink"/>
+    <w:lsdException w:uiPriority="99" w:name="FollowedHyperlink"/>
+    <w:lsdException w:qFormat="1" w:unhideWhenUsed="0" w:uiPriority="22" w:semiHidden="0" w:name="Strong"/>
+    <w:lsdException w:qFormat="1" w:unhideWhenUsed="0" w:uiPriority="20" w:semiHidden="0" w:name="Emphasis"/>
+    <w:lsdException w:uiPriority="99" w:name="Document Map"/>
+    <w:lsdException w:uiPriority="99" w:name="Plain Text"/>
+    <w:lsdException w:uiPriority="99" w:name="E-mail Signature"/>
+    <w:lsdException w:uiPriority="99" w:name="Normal (Web)"/>
+    <w:lsdException w:uiPriority="99" w:name="HTML Acronym"/>
+    <w:lsdException w:uiPriority="99" w:name="HTML Address"/>
+    <w:lsdException w:uiPriority="99" w:name="HTML Cite"/>
+    <w:lsdException w:uiPriority="99" w:name="HTML Code"/>
+    <w:lsdException w:uiPriority="99" w:name="HTML Definition"/>
+    <w:lsdException w:uiPriority="99" w:name="HTML Keyboard"/>
+    <w:lsdException w:uiPriority="99" w:name="HTML Preformatted"/>
+    <w:lsdException w:uiPriority="99" w:name="HTML Sample"/>
+    <w:lsdException w:uiPriority="99" w:name="HTML Typewriter"/>
+    <w:lsdException w:uiPriority="99" w:name="HTML Variable"/>
+    <w:lsdException w:uiPriority="99" w:name="Normal Table"/>
+    <w:lsdException w:uiPriority="99" w:name="annotation subject"/>
+    <w:lsdException w:uiPriority="99" w:name="Table Simple 1"/>
+    <w:lsdException w:uiPriority="99" w:name="Table Simple 2"/>
+    <w:lsdException w:uiPriority="99" w:name="Table Simple 3"/>
+    <w:lsdException w:uiPriority="99" w:name="Table Classic 1"/>
+    <w:lsdException w:uiPriority="99" w:name="Table Classic 2"/>
+    <w:lsdException w:uiPriority="99" w:name="Table Classic 3"/>
+    <w:lsdException w:uiPriority="99" w:name="Table Classic 4"/>
+    <w:lsdException w:uiPriority="99" w:name="Table Colorful 1"/>
+    <w:lsdException w:uiPriority="99" w:name="Table Colorful 2"/>
+    <w:lsdException w:uiPriority="99" w:name="Table Colorful 3"/>
+    <w:lsdException w:uiPriority="99" w:name="Table Columns 1"/>
+    <w:lsdException w:uiPriority="99" w:name="Table Columns 2"/>
+    <w:lsdException w:uiPriority="99" w:name="Table Columns 3"/>
+    <w:lsdException w:uiPriority="99" w:name="Table Columns 4"/>
+    <w:lsdException w:uiPriority="99" w:name="Table Columns 5"/>
+    <w:lsdException w:uiPriority="99" w:name="Table Grid 1"/>
+    <w:lsdException w:uiPriority="99" w:name="Table Grid 2"/>
+    <w:lsdException w:uiPriority="99" w:name="Table Grid 3"/>
+    <w:lsdException w:uiPriority="99" w:name="Table Grid 4"/>
+    <w:lsdException w:uiPriority="99" w:name="Table Grid 5"/>
+    <w:lsdException w:uiPriority="99" w:name="Table Grid 6"/>
+    <w:lsdException w:uiPriority="99" w:name="Table Grid 7"/>
+    <w:lsdException w:uiPriority="99" w:name="Table Grid 8"/>
+    <w:lsdException w:uiPriority="99" w:name="Table List 1"/>
+    <w:lsdException w:uiPriority="99" w:name="Table List 2"/>
+    <w:lsdException w:uiPriority="99" w:name="Table List 3"/>
+    <w:lsdException w:uiPriority="99" w:name="Table List 4"/>
+    <w:lsdException w:uiPriority="99" w:name="Table List 5"/>
+    <w:lsdException w:uiPriority="99" w:name="Table List 6"/>
+    <w:lsdException w:uiPriority="99" w:name="Table List 7"/>
+    <w:lsdException w:uiPriority="99" w:name="Table List 8"/>
+    <w:lsdException w:uiPriority="99" w:name="Table 3D effects 1"/>
+    <w:lsdException w:uiPriority="99" w:name="Table 3D effects 2"/>
+    <w:lsdException w:uiPriority="99" w:name="Table 3D effects 3"/>
+    <w:lsdException w:uiPriority="99" w:name="Table Contemporary"/>
+    <w:lsdException w:uiPriority="99" w:name="Table Elegant"/>
+    <w:lsdException w:uiPriority="99" w:name="Table Professional"/>
+    <w:lsdException w:uiPriority="99" w:name="Table Subtle 1"/>
+    <w:lsdException w:uiPriority="99" w:name="Table Subtle 2"/>
+    <w:lsdException w:uiPriority="99" w:name="Table Web 1"/>
+    <w:lsdException w:uiPriority="99" w:name="Table Web 2"/>
+    <w:lsdException w:uiPriority="99" w:name="Table Web 3"/>
+    <w:lsdException w:uiPriority="99" w:name="Balloon Text"/>
+    <w:lsdException w:unhideWhenUsed="0" w:uiPriority="39" w:semiHidden="0" w:name="Table Grid"/>
+    <w:lsdException w:uiPriority="99" w:name="Table Theme"/>
+    <w:lsdException w:unhideWhenUsed="0" w:uiPriority="60" w:semiHidden="0" w:name="Light Shading"/>
+    <w:lsdException w:unhideWhenUsed="0" w:uiPriority="61" w:semiHidden="0" w:name="Light List"/>
+    <w:lsdException w:unhideWhenUsed="0" w:uiPriority="62" w:semiHidden="0" w:name="Light Grid"/>
+    <w:lsdException w:unhideWhenUsed="0" w:uiPriority="63" w:semiHidden="0" w:name="Medium Shading 1"/>
+    <w:lsdException w:unhideWhenUsed="0" w:uiPriority="64" w:semiHidden="0" w:name="Medium Shading 2"/>
+    <w:lsdException w:unhideWhenUsed="0" w:uiPriority="65" w:semiHidden="0" w:name="Medium List 1"/>
+    <w:lsdException w:unhideWhenUsed="0" w:uiPriority="66" w:semiHidden="0" w:name="Medium List 2"/>
+    <w:lsdException w:unhideWhenUsed="0" w:uiPriority="67" w:semiHidden="0" w:name="Medium Grid 1"/>
+    <w:lsdException w:unhideWhenUsed="0" w:uiPriority="68" w:semiHidden="0" w:name="Medium Grid 2"/>
+    <w:lsdException w:unhideWhenUsed="0" w:uiPriority="69" w:semiHidden="0" w:name="Medium Grid 3"/>
+    <w:lsdException w:unhideWhenUsed="0" w:uiPriority="70" w:semiHidden="0" w:name="Dark List"/>
+    <w:lsdException w:unhideWhenUsed="0" w:uiPriority="71" w:semiHidden="0" w:name="Colorful Shading"/>
+    <w:lsdException w:unhideWhenUsed="0" w:uiPriority="72" w:semiHidden="0" w:name="Colorful List"/>
+    <w:lsdException w:unhideWhenUsed="0" w:uiPriority="73" w:semiHidden="0" w:name="Colorful Grid"/>
+    <w:lsdException w:unhideWhenUsed="0" w:uiPriority="60" w:semiHidden="0" w:name="Light Shading Accent 1"/>
+    <w:lsdException w:unhideWhenUsed="0" w:uiPriority="61" w:semiHidden="0" w:name="Light List Accent 1"/>
+    <w:lsdException w:unhideWhenUsed="0" w:uiPriority="62" w:semiHidden="0" w:name="Light Grid Accent 1"/>
+    <w:lsdException w:unhideWhenUsed="0" w:uiPriority="63" w:semiHidden="0" w:name="Medium Shading 1 Accent 1"/>
+    <w:lsdException w:unhideWhenUsed="0" w:uiPriority="64" w:semiHidden="0" w:name="Medium Shading 2 Accent 1"/>
+    <w:lsdException w:unhideWhenUsed="0" w:uiPriority="65" w:semiHidden="0" w:name="Medium List 1 Accent 1"/>
+    <w:lsdException w:unhideWhenUsed="0" w:uiPriority="66" w:semiHidden="0" w:name="Medium List 2 Accent 1"/>
+    <w:lsdException w:unhideWhenUsed="0" w:uiPriority="67" w:semiHidden="0" w:name="Medium Grid 1 Accent 1"/>
+    <w:lsdException w:unhideWhenUsed="0" w:uiPriority="68" w:semiHidden="0" w:name="Medium Grid 2 Accent 1"/>
+    <w:lsdException w:unhideWhenUsed="0" w:uiPriority="69" w:semiHidden="0" w:name="Medium Grid 3 Accent 1"/>
+    <w:lsdException w:unhideWhenUsed="0" w:uiPriority="70" w:semiHidden="0" w:name="Dark List Accent 1"/>
+    <w:lsdException w:unhideWhenUsed="0" w:uiPriority="71" w:semiHidden="0" w:name="Colorful Shading Accent 1"/>
+    <w:lsdException w:unhideWhenUsed="0" w:uiPriority="72" w:semiHidden="0" w:name="Colorful List Accent 1"/>
+    <w:lsdException w:unhideWhenUsed="0" w:uiPriority="73" w:semiHidden="0" w:name="Colorful Grid Accent 1"/>
+    <w:lsdException w:unhideWhenUsed="0" w:uiPriority="60" w:semiHidden="0" w:name="Light Shading Accent 2"/>
+    <w:lsdException w:unhideWhenUsed="0" w:uiPriority="61" w:semiHidden="0" w:name="Light List Accent 2"/>
+    <w:lsdException w:unhideWhenUsed="0" w:uiPriority="62" w:semiHidden="0" w:name="Light Grid Accent 2"/>
+    <w:lsdException w:unhideWhenUsed="0" w:uiPriority="63" w:semiHidden="0" w:name="Medium Shading 1 Accent 2"/>
+    <w:lsdException w:unhideWhenUsed="0" w:uiPriority="64" w:semiHidden="0" w:name="Medium Shading 2 Accent 2"/>
+    <w:lsdException w:unhideWhenUsed="0" w:uiPriority="65" w:semiHidden="0" w:name="Medium List 1 Accent 2"/>
+    <w:lsdException w:unhideWhenUsed="0" w:uiPriority="66" w:semiHidden="0" w:name="Medium List 2 Accent 2"/>
+    <w:lsdException w:unhideWhenUsed="0" w:uiPriority="67" w:semiHidden="0" w:name="Medium Grid 1 Accent 2"/>
+    <w:lsdException w:unhideWhenUsed="0" w:uiPriority="68" w:semiHidden="0" w:name="Medium Grid 2 Accent 2"/>
+    <w:lsdException w:unhideWhenUsed="0" w:uiPriority="69" w:semiHidden="0" w:name="Medium Grid 3 Accent 2"/>
+    <w:lsdException w:unhideWhenUsed="0" w:uiPriority="70" w:semiHidden="0" w:name="Dark List Accent 2"/>
+    <w:lsdException w:unhideWhenUsed="0" w:uiPriority="71" w:semiHidden="0" w:name="Colorful Shading Accent 2"/>
+    <w:lsdException w:unhideWhenUsed="0" w:uiPriority="72" w:semiHidden="0" w:name="Colorful List Accent 2"/>
+    <w:lsdException w:unhideWhenUsed="0" w:uiPriority="73" w:semiHidden="0" w:name="Colorful Grid Accent 2"/>
+    <w:lsdException w:unhideWhenUsed="0" w:uiPriority="60" w:semiHidden="0" w:name="Light Shading Accent 3"/>
+    <w:lsdException w:unhideWhenUsed="0" w:uiPriority="61" w:semiHidden="0" w:name="Light List Accent 3"/>
+    <w:lsdException w:unhideWhenUsed="0" w:uiPriority="62" w:semiHidden="0" w:name="Light Grid Accent 3"/>
+    <w:lsdException w:unhideWhenUsed="0" w:uiPriority="63" w:semiHidden="0" w:name="Medium Shading 1 Accent 3"/>
+    <w:lsdException w:unhideWhenUsed="0" w:uiPriority="64" w:semiHidden="0" w:name="Medium Shading 2 Accent 3"/>
+    <w:lsdException w:unhideWhenUsed="0" w:uiPriority="65" w:semiHidden="0" w:name="Medium List 1 Accent 3"/>
+    <w:lsdException w:unhideWhenUsed="0" w:uiPriority="66" w:semiHidden="0" w:name="Medium List 2 Accent 3"/>
+    <w:lsdException w:unhideWhenUsed="0" w:uiPriority="67" w:semiHidden="0" w:name="Medium Grid 1 Accent 3"/>
+    <w:lsdException w:unhideWhenUsed="0" w:uiPriority="68" w:semiHidden="0" w:name="Medium Grid 2 Accent 3"/>
+    <w:lsdException w:unhideWhenUsed="0" w:uiPriority="69" w:semiHidden="0" w:name="Medium Grid 3 Accent 3"/>
+    <w:lsdException w:unhideWhenUsed="0" w:uiPriority="70" w:semiHidden="0" w:name="Dark List Accent 3"/>
+    <w:lsdException w:unhideWhenUsed="0" w:uiPriority="71" w:semiHidden="0" w:name="Colorful Shading Accent 3"/>
+    <w:lsdException w:unhideWhenUsed="0" w:uiPriority="72" w:semiHidden="0" w:name="Colorful List Accent 3"/>
+    <w:lsdException w:unhideWhenUsed="0" w:uiPriority="73" w:semiHidden="0" w:name="Colorful Grid Accent 3"/>
+    <w:lsdException w:unhideWhenUsed="0" w:uiPriority="60" w:semiHidden="0" w:name="Light Shading Accent 4"/>
+    <w:lsdException w:unhideWhenUsed="0" w:uiPriority="61" w:semiHidden="0" w:name="Light List Accent 4"/>
+    <w:lsdException w:unhideWhenUsed="0" w:uiPriority="62" w:semiHidden="0" w:name="Light Grid Accent 4"/>
+    <w:lsdException w:unhideWhenUsed="0" w:uiPriority="63" w:semiHidden="0" w:name="Medium Shading 1 Accent 4"/>
+    <w:lsdException w:unhideWhenUsed="0" w:uiPriority="64" w:semiHidden="0" w:name="Medium Shading 2 Accent 4"/>
+    <w:lsdException w:unhideWhenUsed="0" w:uiPriority="65" w:semiHidden="0" w:name="Medium List 1 Accent 4"/>
+    <w:lsdException w:unhideWhenUsed="0" w:uiPriority="66" w:semiHidden="0" w:name="Medium List 2 Accent 4"/>
+    <w:lsdException w:unhideWhenUsed="0" w:uiPriority="67" w:semiHidden="0" w:name="Medium Grid 1 Accent 4"/>
+    <w:lsdException w:unhideWhenUsed="0" w:uiPriority="68" w:semiHidden="0" w:name="Medium Grid 2 Accent 4"/>
+    <w:lsdException w:unhideWhenUsed="0" w:uiPriority="69" w:semiHidden="0" w:name="Medium Grid 3 Accent 4"/>
+    <w:lsdException w:unhideWhenUsed="0" w:uiPriority="70" w:semiHidden="0" w:name="Dark List Accent 4"/>
+    <w:lsdException w:unhideWhenUsed="0" w:uiPriority="71" w:semiHidden="0" w:name="Colorful Shading Accent 4"/>
+    <w:lsdException w:unhideWhenUsed="0" w:uiPriority="72" w:semiHidden="0" w:name="Colorful List Accent 4"/>
+    <w:lsdException w:unhideWhenUsed="0" w:uiPriority="73" w:semiHidden="0" w:name="Colorful Grid Accent 4"/>
+    <w:lsdException w:unhideWhenUsed="0" w:uiPriority="60" w:semiHidden="0" w:name="Light Shading Accent 5"/>
+    <w:lsdException w:unhideWhenUsed="0" w:uiPriority="61" w:semiHidden="0" w:name="Light List Accent 5"/>
+    <w:lsdException w:unhideWhenUsed="0" w:uiPriority="62" w:semiHidden="0" w:name="Light Grid Accent 5"/>
+    <w:lsdException w:unhideWhenUsed="0" w:uiPriority="63" w:semiHidden="0" w:name="Medium Shading 1 Accent 5"/>
+    <w:lsdException w:unhideWhenUsed="0" w:uiPriority="64" w:semiHidden="0" w:name="Medium Shading 2 Accent 5"/>
+    <w:lsdException w:unhideWhenUsed="0" w:uiPriority="65" w:semiHidden="0" w:name="Medium List 1 Accent 5"/>
+    <w:lsdException w:unhideWhenUsed="0" w:uiPriority="66" w:semiHidden="0" w:name="Medium List 2 Accent 5"/>
+    <w:lsdException w:unhideWhenUsed="0" w:uiPriority="67" w:semiHidden="0" w:name="Medium Grid 1 Accent 5"/>
+    <w:lsdException w:unhideWhenUsed="0" w:uiPriority="68" w:semiHidden="0" w:name="Medium Grid 2 Accent 5"/>
+    <w:lsdException w:unhideWhenUsed="0" w:uiPriority="69" w:semiHidden="0" w:name="Medium Grid 3 Accent 5"/>
+    <w:lsdException w:unhideWhenUsed="0" w:uiPriority="70" w:semiHidden="0" w:name="Dark List Accent 5"/>
+    <w:lsdException w:unhideWhenUsed="0" w:uiPriority="71" w:semiHidden="0" w:name="Colorful Shading Accent 5"/>
+    <w:lsdException w:unhideWhenUsed="0" w:uiPriority="72" w:semiHidden="0" w:name="Colorful List Accent 5"/>
+    <w:lsdException w:unhideWhenUsed="0" w:uiPriority="73" w:semiHidden="0" w:name="Colorful Grid Accent 5"/>
+    <w:lsdException w:unhideWhenUsed="0" w:uiPriority="60" w:semiHidden="0" w:name="Light Shading Accent 6"/>
+    <w:lsdException w:unhideWhenUsed="0" w:uiPriority="61" w:semiHidden="0" w:name="Light List Accent 6"/>
+    <w:lsdException w:unhideWhenUsed="0" w:uiPriority="62" w:semiHidden="0" w:name="Light Grid Accent 6"/>
+    <w:lsdException w:unhideWhenUsed="0" w:uiPriority="63" w:semiHidden="0" w:name="Medium Shading 1 Accent 6"/>
+    <w:lsdException w:unhideWhenUsed="0" w:uiPriority="64" w:semiHidden="0" w:name="Medium Shading 2 Accent 6"/>
+    <w:lsdException w:unhideWhenUsed="0" w:uiPriority="65" w:semiHidden="0" w:name="Medium List 1 Accent 6"/>
+    <w:lsdException w:unhideWhenUsed="0" w:uiPriority="66" w:semiHidden="0" w:name="Medium List 2 Accent 6"/>
+    <w:lsdException w:unhideWhenUsed="0" w:uiPriority="67" w:semiHidden="0" w:name="Medium Grid 1 Accent 6"/>
+    <w:lsdException w:unhideWhenUsed="0" w:uiPriority="68" w:semiHidden="0" w:name="Medium Grid 2 Accent 6"/>
+    <w:lsdException w:unhideWhenUsed="0" w:uiPriority="69" w:semiHidden="0" w:name="Medium Grid 3 Accent 6"/>
+    <w:lsdException w:unhideWhenUsed="0" w:uiPriority="70" w:semiHidden="0" w:name="Dark List Accent 6"/>
+    <w:lsdException w:unhideWhenUsed="0" w:uiPriority="71" w:semiHidden="0" w:name="Colorful Shading Accent 6"/>
+    <w:lsdException w:unhideWhenUsed="0" w:uiPriority="72" w:semiHidden="0" w:name="Colorful List Accent 6"/>
+    <w:lsdException w:unhideWhenUsed="0" w:uiPriority="73" w:semiHidden="0" w:name="Colorful Grid Accent 6"/>
   </w:latentStyles>
-  <w:style w:type="paragraph" w:default="1" w:styleId="Normal">
+  <w:style w:type="paragraph" w:default="1" w:styleId="1">
     <w:name w:val="Normal"/>
     <w:qFormat/>
+    <w:uiPriority w:val="0"/>
     <w:pPr>
       <w:spacing w:after="10" w:line="268" w:lineRule="auto"/>
       <w:ind w:left="370" w:hanging="10"/>
     </w:pPr>
     <w:rPr>
-      <w:rFonts w:ascii="Times New Roman" w:eastAsia="Times New Roman" w:hAnsi="Times New Roman" w:cs="Times New Roman"/>
+      <w:rFonts w:ascii="Times New Roman" w:hAnsi="Times New Roman" w:eastAsia="Times New Roman" w:cs="Times New Roman"/>
       <w:color w:val="000000"/>
+      <w:kern w:val="2"/>
       <w:sz w:val="20"/>
+      <w:szCs w:val="24"/>
+      <w:lang w:val="en-US" w:eastAsia="en-US" w:bidi="ar-SA"/>
+      <w14:ligatures w14:val="standardContextual"/>
     </w:rPr>
   </w:style>
-  <w:style w:type="character" w:default="1" w:styleId="DefaultParagraphFont">
+  <w:style w:type="character" w:default="1" w:styleId="2">
     <w:name w:val="Default Paragraph Font"/>
+    <w:unhideWhenUsed/>
+    <w:qFormat/>
     <w:uiPriority w:val="1"/>
+  </w:style>
+  <w:style w:type="table" w:default="1" w:styleId="3">
+    <w:name w:val="Normal Table"/>
     <w:semiHidden/>
     <w:unhideWhenUsed/>
-  </w:style>
-  <w:style w:type="table" w:default="1" w:styleId="TableNormal">
-    <w:name w:val="Normal Table"/>
     <w:uiPriority w:val="99"/>
-    <w:semiHidden/>
-    <w:unhideWhenUsed/>
     <w:tblPr>
-      <w:tblInd w:w="0" w:type="dxa"/>
       <w:tblCellMar>
         <w:top w:w="0" w:type="dxa"/>
         <w:left w:w="108" w:type="dxa"/>
@@ -6047,14 +6192,10 @@
       </w:tblCellMar>
     </w:tblPr>
   </w:style>
-  <w:style w:type="numbering" w:default="1" w:styleId="NoList">
-    <w:name w:val="No List"/>
-    <w:uiPriority w:val="99"/>
-    <w:semiHidden/>
-    <w:unhideWhenUsed/>
-  </w:style>
-  <w:style w:type="table" w:customStyle="1" w:styleId="TableGrid">
+  <w:style w:type="table" w:customStyle="1" w:styleId="4">
     <w:name w:val="TableGrid"/>
+    <w:qFormat/>
+    <w:uiPriority w:val="0"/>
     <w:pPr>
       <w:spacing w:after="0" w:line="240" w:lineRule="auto"/>
     </w:pPr>
@@ -6113,7 +6254,7 @@
     </a:clrScheme>
     <a:fontScheme name="Office">
       <a:majorFont>
-        <a:latin typeface="Calibri Light" panose="020F0302020204030204"/>
+        <a:latin typeface="Calibri Light"/>
         <a:ea typeface=""/>
         <a:cs typeface=""/>
         <a:font script="Jpan" typeface="游ゴシック Light"/>
@@ -6146,26 +6287,9 @@
         <a:font script="Viet" typeface="Times New Roman"/>
         <a:font script="Uigh" typeface="Microsoft Uighur"/>
         <a:font script="Geor" typeface="Sylfaen"/>
-        <a:font script="Armn" typeface="Arial"/>
-        <a:font script="Bugi" typeface="Leelawadee UI"/>
-        <a:font script="Bopo" typeface="Microsoft JhengHei"/>
-        <a:font script="Java" typeface="Javanese Text"/>
-        <a:font script="Lisu" typeface="Segoe UI"/>
-        <a:font script="Mymr" typeface="Myanmar Text"/>
-        <a:font script="Nkoo" typeface="Ebrima"/>
-        <a:font script="Olck" typeface="Nirmala UI"/>
-        <a:font script="Osma" typeface="Ebrima"/>
-        <a:font script="Phag" typeface="Phagspa"/>
-        <a:font script="Syrn" typeface="Estrangelo Edessa"/>
-        <a:font script="Syrj" typeface="Estrangelo Edessa"/>
-        <a:font script="Syre" typeface="Estrangelo Edessa"/>
-        <a:font script="Sora" typeface="Nirmala UI"/>
-        <a:font script="Tale" typeface="Microsoft Tai Le"/>
-        <a:font script="Talu" typeface="Microsoft New Tai Lue"/>
-        <a:font script="Tfng" typeface="Ebrima"/>
       </a:majorFont>
       <a:minorFont>
-        <a:latin typeface="Calibri" panose="020F0502020204030204"/>
+        <a:latin typeface="Calibri"/>
         <a:ea typeface=""/>
         <a:cs typeface=""/>
         <a:font script="Jpan" typeface="游明朝"/>
@@ -6198,23 +6322,6 @@
         <a:font script="Viet" typeface="Arial"/>
         <a:font script="Uigh" typeface="Microsoft Uighur"/>
         <a:font script="Geor" typeface="Sylfaen"/>
-        <a:font script="Armn" typeface="Arial"/>
-        <a:font script="Bugi" typeface="Leelawadee UI"/>
-        <a:font script="Bopo" typeface="Microsoft JhengHei"/>
-        <a:font script="Java" typeface="Javanese Text"/>
-        <a:font script="Lisu" typeface="Segoe UI"/>
-        <a:font script="Mymr" typeface="Myanmar Text"/>
-        <a:font script="Nkoo" typeface="Ebrima"/>
-        <a:font script="Olck" typeface="Nirmala UI"/>
-        <a:font script="Osma" typeface="Ebrima"/>
-        <a:font script="Phag" typeface="Phagspa"/>
-        <a:font script="Syrn" typeface="Estrangelo Edessa"/>
-        <a:font script="Syrj" typeface="Estrangelo Edessa"/>
-        <a:font script="Syre" typeface="Estrangelo Edessa"/>
-        <a:font script="Sora" typeface="Nirmala UI"/>
-        <a:font script="Tale" typeface="Microsoft Tai Le"/>
-        <a:font script="Talu" typeface="Microsoft New Tai Lue"/>
-        <a:font script="Tfng" typeface="Ebrima"/>
       </a:minorFont>
     </a:fontScheme>
     <a:fmtScheme name="Office">
@@ -6356,11 +6463,5 @@
     </a:fmtScheme>
   </a:themeElements>
   <a:objectDefaults/>
-  <a:extraClrSchemeLst/>
-  <a:extLst>
-    <a:ext uri="{05A4C25C-085E-4340-85A3-A5531E510DB2}">
-      <thm15:themeFamily xmlns:thm15="http://schemas.microsoft.com/office/thememl/2012/main" name="Office Theme" id="{62F939B6-93AF-4DB8-9C6B-D6C7DFDC589F}" vid="{4A3C46E8-61CC-4603-A589-7422A47A8E4A}"/>
-    </a:ext>
-  </a:extLst>
 </a:theme>
 </file>